--- a/Files_Хамидов_Ю.Ш.-2-МД-20/Валидация_Хамидов_Ю.Ш.-2-МД-20.docx
+++ b/Files_Хамидов_Ю.Ш.-2-МД-20/Валидация_Хамидов_Ю.Ш.-2-МД-20.docx
@@ -17,11 +17,31 @@
       <w:bookmarkEnd w:id="0"/>
       <w:r>
         <w:rPr>
+          <w:b/>
+          <w:bCs/>
+        </w:rPr>
+        <w:t>Министерство науки и высшего образования Российской Федерации</w:t>
+      </w:r>
+    </w:p>
+    <w:p>
+      <w:pPr>
+        <w:pStyle w:val="31213123"/>
+        <w:bidi w:val="0"/>
+        <w:spacing w:lineRule="auto" w:line="360"/>
+        <w:rPr>
           <w:rFonts w:ascii="Times New Roman" w:hAnsi="Times New Roman"/>
           <w:b/>
           <w:bCs/>
         </w:rPr>
-        <w:t>Министерство науки и высшего образования Российской Федерации</w:t>
+      </w:pPr>
+      <w:bookmarkStart w:id="1" w:name="__RefHeading___Toc1940_1896026690"/>
+      <w:bookmarkEnd w:id="1"/>
+      <w:r>
+        <w:rPr>
+          <w:b/>
+          <w:bCs/>
+        </w:rPr>
+        <w:t>федеральное государственное бюджетное образовательное учреждение</w:t>
       </w:r>
     </w:p>
     <w:p>
@@ -35,61 +55,36 @@
           <w:bCs/>
         </w:rPr>
       </w:pPr>
-      <w:bookmarkStart w:id="1" w:name="__RefHeading___Toc1940_1896026690"/>
-      <w:bookmarkEnd w:id="1"/>
-      <w:r>
+      <w:bookmarkStart w:id="2" w:name="__RefHeading___Toc1942_1896026690"/>
+      <w:bookmarkEnd w:id="2"/>
+      <w:r>
+        <w:rPr>
+          <w:b/>
+          <w:bCs/>
+        </w:rPr>
+        <w:t>высшего образования</w:t>
+      </w:r>
+    </w:p>
+    <w:p>
+      <w:pPr>
+        <w:pStyle w:val="31213123"/>
+        <w:bidi w:val="0"/>
+        <w:spacing w:lineRule="auto" w:line="360"/>
         <w:rPr>
           <w:rFonts w:ascii="Times New Roman" w:hAnsi="Times New Roman"/>
           <w:b/>
           <w:bCs/>
         </w:rPr>
-        <w:t>федеральное государственное бюджетное образовательное учреждение</w:t>
-      </w:r>
-    </w:p>
-    <w:p>
-      <w:pPr>
-        <w:pStyle w:val="31213123"/>
-        <w:bidi w:val="0"/>
-        <w:spacing w:lineRule="auto" w:line="360"/>
-        <w:rPr>
-          <w:rFonts w:ascii="Times New Roman" w:hAnsi="Times New Roman"/>
+      </w:pPr>
+      <w:r>
+        <w:rPr>
           <w:b/>
           <w:bCs/>
         </w:rPr>
-      </w:pPr>
-      <w:bookmarkStart w:id="2" w:name="__RefHeading___Toc1942_1896026690"/>
-      <w:bookmarkEnd w:id="2"/>
-      <w:r>
-        <w:rPr>
-          <w:rFonts w:ascii="Times New Roman" w:hAnsi="Times New Roman"/>
-          <w:b/>
-          <w:bCs/>
-        </w:rPr>
-        <w:t>высшего образования</w:t>
-      </w:r>
-    </w:p>
-    <w:p>
-      <w:pPr>
-        <w:pStyle w:val="31213123"/>
-        <w:bidi w:val="0"/>
-        <w:spacing w:lineRule="auto" w:line="360"/>
-        <w:rPr>
-          <w:rFonts w:ascii="Times New Roman" w:hAnsi="Times New Roman"/>
-          <w:b/>
-          <w:bCs/>
-        </w:rPr>
-      </w:pPr>
-      <w:r>
-        <w:rPr>
-          <w:rFonts w:ascii="Times New Roman" w:hAnsi="Times New Roman"/>
-          <w:b/>
-          <w:bCs/>
-        </w:rPr>
         <w:t>«</w:t>
       </w:r>
       <w:r>
         <w:rPr>
-          <w:rFonts w:ascii="Times New Roman" w:hAnsi="Times New Roman"/>
           <w:b/>
           <w:bCs/>
           <w:caps/>
@@ -100,7 +95,6 @@
       </w:r>
       <w:r>
         <w:rPr>
-          <w:rFonts w:ascii="Times New Roman" w:hAnsi="Times New Roman"/>
           <w:b/>
           <w:bCs/>
         </w:rPr>
@@ -121,7 +115,7 @@
       </w:pPr>
       <w:r>
         <w:rPr>
-          <w:rFonts w:eastAsia="Calibri" w:ascii="Times New Roman" w:hAnsi="Times New Roman"/>
+          <w:rFonts w:eastAsia="Calibri"/>
           <w:color w:val="000000"/>
           <w:sz w:val="24"/>
           <w:szCs w:val="24"/>
@@ -140,7 +134,7 @@
       </w:pPr>
       <w:r>
         <w:rPr>
-          <w:rFonts w:eastAsia="Calibri" w:ascii="Times New Roman" w:hAnsi="Times New Roman"/>
+          <w:rFonts w:eastAsia="Calibri"/>
           <w:color w:val="000000"/>
           <w:sz w:val="24"/>
           <w:szCs w:val="24"/>
@@ -149,7 +143,7 @@
       </w:r>
       <w:r>
         <w:rPr>
-          <w:rFonts w:eastAsia="Calibri" w:ascii="Times New Roman" w:hAnsi="Times New Roman"/>
+          <w:rFonts w:eastAsia="Calibri"/>
           <w:color w:val="000000"/>
           <w:sz w:val="24"/>
           <w:szCs w:val="24"/>
@@ -170,7 +164,7 @@
       </w:pPr>
       <w:r>
         <w:rPr>
-          <w:rFonts w:eastAsia="Calibri" w:ascii="Times New Roman" w:hAnsi="Times New Roman"/>
+          <w:rFonts w:eastAsia="Calibri"/>
           <w:color w:val="000000"/>
           <w:sz w:val="24"/>
           <w:szCs w:val="24"/>
@@ -179,7 +173,7 @@
       </w:r>
       <w:r>
         <w:rPr>
-          <w:rFonts w:eastAsia="Calibri" w:ascii="Times New Roman" w:hAnsi="Times New Roman"/>
+          <w:rFonts w:eastAsia="Calibri"/>
           <w:color w:val="000000"/>
           <w:sz w:val="24"/>
           <w:szCs w:val="24"/>
@@ -200,7 +194,7 @@
       </w:pPr>
       <w:r>
         <w:rPr>
-          <w:rFonts w:eastAsia="Calibri" w:ascii="Times New Roman" w:hAnsi="Times New Roman"/>
+          <w:rFonts w:eastAsia="Calibri"/>
           <w:color w:val="000000"/>
           <w:sz w:val="24"/>
           <w:szCs w:val="24"/>
@@ -209,7 +203,7 @@
       </w:r>
       <w:r>
         <w:rPr>
-          <w:rFonts w:eastAsia="Calibri" w:ascii="Times New Roman" w:hAnsi="Times New Roman"/>
+          <w:rFonts w:eastAsia="Calibri"/>
           <w:color w:val="000000"/>
           <w:sz w:val="24"/>
           <w:szCs w:val="24"/>
@@ -228,9 +222,20 @@
         </w:rPr>
       </w:pPr>
       <w:r>
+        <w:rPr/>
+      </w:r>
+    </w:p>
+    <w:p>
+      <w:pPr>
+        <w:pStyle w:val="31213123"/>
+        <w:bidi w:val="0"/>
+        <w:spacing w:lineRule="auto" w:line="360"/>
         <w:rPr>
           <w:rFonts w:ascii="Times New Roman" w:hAnsi="Times New Roman"/>
         </w:rPr>
+      </w:pPr>
+      <w:r>
+        <w:rPr/>
       </w:r>
     </w:p>
     <w:p>
@@ -243,24 +248,7 @@
         </w:rPr>
       </w:pPr>
       <w:r>
-        <w:rPr>
-          <w:rFonts w:ascii="Times New Roman" w:hAnsi="Times New Roman"/>
-        </w:rPr>
-      </w:r>
-    </w:p>
-    <w:p>
-      <w:pPr>
-        <w:pStyle w:val="31213123"/>
-        <w:bidi w:val="0"/>
-        <w:spacing w:lineRule="auto" w:line="360"/>
-        <w:rPr>
-          <w:rFonts w:ascii="Times New Roman" w:hAnsi="Times New Roman"/>
-        </w:rPr>
-      </w:pPr>
-      <w:r>
-        <w:rPr>
-          <w:rFonts w:ascii="Times New Roman" w:hAnsi="Times New Roman"/>
-        </w:rPr>
+        <w:rPr/>
         <w:softHyphen/>
         <w:softHyphen/>
       </w:r>
@@ -275,9 +263,7 @@
         </w:rPr>
       </w:pPr>
       <w:r>
-        <w:rPr>
-          <w:rFonts w:ascii="Times New Roman" w:hAnsi="Times New Roman"/>
-        </w:rPr>
+        <w:rPr/>
       </w:r>
     </w:p>
     <w:p>
@@ -295,7 +281,6 @@
       </w:pPr>
       <w:r>
         <w:rPr>
-          <w:rFonts w:ascii="Times New Roman" w:hAnsi="Times New Roman"/>
           <w:b/>
           <w:bCs/>
           <w:sz w:val="40"/>
@@ -315,7 +300,7 @@
       </w:pPr>
       <w:r>
         <w:rPr>
-          <w:rFonts w:eastAsia="Calibri" w:ascii="Times New Roman" w:hAnsi="Times New Roman"/>
+          <w:rFonts w:eastAsia="Calibri"/>
           <w:b/>
           <w:bCs/>
           <w:color w:val="000000"/>
@@ -326,7 +311,7 @@
       </w:r>
       <w:r>
         <w:rPr>
-          <w:rFonts w:eastAsia="Calibri" w:ascii="Times New Roman" w:hAnsi="Times New Roman"/>
+          <w:rFonts w:eastAsia="Calibri"/>
           <w:b/>
           <w:bCs/>
           <w:color w:val="000000"/>
@@ -338,7 +323,7 @@
       </w:r>
       <w:r>
         <w:rPr>
-          <w:rFonts w:eastAsia="Calibri" w:ascii="Times New Roman" w:hAnsi="Times New Roman"/>
+          <w:rFonts w:eastAsia="Calibri"/>
           <w:b/>
           <w:bCs/>
           <w:color w:val="000000"/>
@@ -358,9 +343,7 @@
         </w:rPr>
       </w:pPr>
       <w:r>
-        <w:rPr>
-          <w:rFonts w:ascii="Times New Roman" w:hAnsi="Times New Roman"/>
-        </w:rPr>
+        <w:rPr/>
       </w:r>
     </w:p>
     <w:p>
@@ -378,7 +361,6 @@
       </w:pPr>
       <w:r>
         <w:rPr>
-          <w:rFonts w:ascii="Times New Roman" w:hAnsi="Times New Roman"/>
           <w:b w:val="false"/>
           <w:bCs w:val="false"/>
           <w:sz w:val="28"/>
@@ -400,10 +382,22 @@
       </w:pPr>
       <w:r>
         <w:rPr>
+          <w:sz w:val="28"/>
+          <w:szCs w:val="28"/>
+        </w:rPr>
+      </w:r>
+    </w:p>
+    <w:p>
+      <w:pPr>
+        <w:pStyle w:val="31213123"/>
+        <w:bidi w:val="0"/>
+        <w:spacing w:lineRule="auto" w:line="360"/>
+        <w:rPr>
           <w:rFonts w:ascii="Times New Roman" w:hAnsi="Times New Roman"/>
-          <w:sz w:val="28"/>
-          <w:szCs w:val="28"/>
-        </w:rPr>
+        </w:rPr>
+      </w:pPr>
+      <w:r>
+        <w:rPr/>
       </w:r>
     </w:p>
     <w:p>
@@ -411,36 +405,21 @@
         <w:pStyle w:val="31213123"/>
         <w:bidi w:val="0"/>
         <w:spacing w:lineRule="auto" w:line="360"/>
+        <w:jc w:val="center"/>
         <w:rPr>
           <w:rFonts w:ascii="Times New Roman" w:hAnsi="Times New Roman"/>
         </w:rPr>
       </w:pPr>
       <w:r>
         <w:rPr>
-          <w:rFonts w:ascii="Times New Roman" w:hAnsi="Times New Roman"/>
-        </w:rPr>
-      </w:r>
-    </w:p>
-    <w:p>
-      <w:pPr>
-        <w:pStyle w:val="31213123"/>
-        <w:bidi w:val="0"/>
-        <w:spacing w:lineRule="auto" w:line="360"/>
-        <w:jc w:val="center"/>
-        <w:rPr>
-          <w:rFonts w:ascii="Times New Roman" w:hAnsi="Times New Roman"/>
-        </w:rPr>
-      </w:pPr>
-      <w:r>
-        <w:rPr>
-          <w:rFonts w:eastAsia="Calibri" w:ascii="Times New Roman" w:hAnsi="Times New Roman"/>
+          <w:rFonts w:eastAsia="Calibri"/>
           <w:color w:val="000000"/>
         </w:rPr>
         <w:t>Исполнитель</w:t>
       </w:r>
       <w:r>
         <w:rPr>
-          <w:rFonts w:eastAsia="Calibri" w:ascii="Times New Roman" w:hAnsi="Times New Roman"/>
+          <w:rFonts w:eastAsia="Calibri"/>
           <w:b/>
           <w:color w:val="000000"/>
         </w:rPr>
@@ -448,7 +427,7 @@
       </w:r>
       <w:r>
         <w:rPr>
-          <w:rFonts w:eastAsia="Calibri" w:ascii="Times New Roman" w:hAnsi="Times New Roman"/>
+          <w:rFonts w:eastAsia="Calibri"/>
           <w:color w:val="000000"/>
         </w:rPr>
         <w:t xml:space="preserve"> студент учебной группы </w:t>
@@ -456,7 +435,7 @@
       <w:bookmarkStart w:id="3" w:name="_Hlk527456270"/>
       <w:r>
         <w:rPr>
-          <w:rFonts w:eastAsia="Calibri" w:ascii="Times New Roman" w:hAnsi="Times New Roman"/>
+          <w:rFonts w:eastAsia="Calibri"/>
           <w:color w:val="000000"/>
           <w:u w:val="single"/>
         </w:rPr>
@@ -477,32 +456,28 @@
         </w:rPr>
       </w:pPr>
       <w:r>
+        <w:rPr/>
+        <w:t xml:space="preserve">                                                               </w:t>
+      </w:r>
+      <w:r>
+        <w:rPr/>
+        <w:t>(группа)</w:t>
+      </w:r>
+      <w:bookmarkEnd w:id="3"/>
+    </w:p>
+    <w:p>
+      <w:pPr>
+        <w:pStyle w:val="31213123"/>
+        <w:bidi w:val="0"/>
+        <w:spacing w:lineRule="auto" w:line="360"/>
+        <w:jc w:val="center"/>
         <w:rPr>
           <w:rFonts w:ascii="Times New Roman" w:hAnsi="Times New Roman"/>
         </w:rPr>
-        <w:t xml:space="preserve">                                                               </w:t>
-      </w:r>
-      <w:r>
-        <w:rPr>
-          <w:rFonts w:ascii="Times New Roman" w:hAnsi="Times New Roman"/>
-        </w:rPr>
-        <w:t>(группа)</w:t>
-      </w:r>
-      <w:bookmarkEnd w:id="3"/>
-    </w:p>
-    <w:p>
-      <w:pPr>
-        <w:pStyle w:val="31213123"/>
-        <w:bidi w:val="0"/>
-        <w:spacing w:lineRule="auto" w:line="360"/>
-        <w:jc w:val="center"/>
-        <w:rPr>
-          <w:rFonts w:ascii="Times New Roman" w:hAnsi="Times New Roman"/>
-        </w:rPr>
-      </w:pPr>
-      <w:r>
-        <w:rPr>
-          <w:rFonts w:eastAsia="Calibri" w:ascii="Times New Roman" w:hAnsi="Times New Roman"/>
+      </w:pPr>
+      <w:r>
+        <w:rPr>
+          <w:rFonts w:eastAsia="Calibri"/>
           <w:color w:val="000000"/>
           <w:sz w:val="20"/>
           <w:szCs w:val="20"/>
@@ -512,19 +487,11 @@
       </w:r>
       <w:r>
         <w:rPr>
-          <w:rFonts w:eastAsia="Calibri" w:ascii="Times New Roman" w:hAnsi="Times New Roman"/>
+          <w:rFonts w:eastAsia="Calibri"/>
           <w:color w:val="000000"/>
           <w:u w:val="single"/>
         </w:rPr>
-        <w:t xml:space="preserve"> Хамидов Юсуф Шамсуллоевич </w:t>
-      </w:r>
-      <w:r>
-        <w:rPr>
-          <w:rFonts w:eastAsia="Calibri" w:ascii="Times New Roman" w:hAnsi="Times New Roman"/>
-          <w:color w:val="000000"/>
-          <w:u w:val="single"/>
-        </w:rPr>
-        <w:t>_</w:t>
+        <w:t xml:space="preserve"> Хамидов Юсуф Шамсуллоевич _</w:t>
         <w:tab/>
         <w:tab/>
       </w:r>
@@ -540,9 +507,7 @@
         </w:rPr>
       </w:pPr>
       <w:r>
-        <w:rPr>
-          <w:rFonts w:ascii="Times New Roman" w:hAnsi="Times New Roman"/>
-        </w:rPr>
+        <w:rPr/>
         <w:tab/>
         <w:t>(фамилия, имя, отчество)</w:t>
       </w:r>
@@ -558,9 +523,7 @@
         </w:rPr>
       </w:pPr>
       <w:r>
-        <w:rPr>
-          <w:rFonts w:ascii="Times New Roman" w:hAnsi="Times New Roman"/>
-        </w:rPr>
+        <w:rPr/>
       </w:r>
     </w:p>
     <w:p>
@@ -573,36 +536,22 @@
       </w:pPr>
       <w:r>
         <w:rPr>
-          <w:rFonts w:eastAsia="Calibri" w:ascii="Times New Roman" w:hAnsi="Times New Roman"/>
+          <w:rFonts w:eastAsia="Calibri"/>
           <w:color w:val="000000"/>
         </w:rPr>
-        <w:t xml:space="preserve">Ссылка на </w:t>
-      </w:r>
-      <w:r>
-        <w:rPr>
-          <w:rFonts w:eastAsia="Calibri" w:ascii="Times New Roman" w:hAnsi="Times New Roman"/>
+        <w:t xml:space="preserve">Ссылка на используемый ресурс / </w:t>
+      </w:r>
+      <w:r>
+        <w:rPr>
+          <w:rFonts w:eastAsia="Calibri"/>
           <w:color w:val="000000"/>
-        </w:rPr>
-        <w:t>используемый ресурс</w:t>
-      </w:r>
-      <w:r>
-        <w:rPr>
-          <w:rFonts w:eastAsia="Calibri" w:ascii="Times New Roman" w:hAnsi="Times New Roman"/>
-          <w:color w:val="000000"/>
-        </w:rPr>
-        <w:t xml:space="preserve"> / </w:t>
-      </w:r>
-      <w:r>
-        <w:rPr>
-          <w:rFonts w:eastAsia="Calibri" w:ascii="Times New Roman" w:hAnsi="Times New Roman"/>
-          <w:color w:val="000000"/>
           <w:lang w:val="en-US"/>
         </w:rPr>
         <w:t>URL</w:t>
       </w:r>
       <w:r>
         <w:rPr>
-          <w:rFonts w:eastAsia="Calibri" w:ascii="Times New Roman" w:hAnsi="Times New Roman"/>
+          <w:rFonts w:eastAsia="Calibri"/>
           <w:color w:val="000000"/>
         </w:rPr>
         <w:t xml:space="preserve">: </w:t>
@@ -630,60 +579,71 @@
       </w:pPr>
       <w:r>
         <w:rPr>
-          <w:rFonts w:eastAsia="Calibri" w:ascii="Times New Roman" w:hAnsi="Times New Roman"/>
+          <w:rFonts w:eastAsia="Calibri"/>
           <w:color w:val="000000"/>
         </w:rPr>
-        <w:t xml:space="preserve">Ссылка на </w:t>
-      </w:r>
-      <w:r>
-        <w:rPr>
-          <w:rFonts w:eastAsia="Calibri" w:ascii="Times New Roman" w:hAnsi="Times New Roman"/>
+        <w:t xml:space="preserve">Ссылка на используемый ресурс / </w:t>
+      </w:r>
+      <w:r>
+        <w:rPr>
+          <w:rFonts w:eastAsia="Calibri"/>
           <w:color w:val="000000"/>
-        </w:rPr>
-        <w:t>используемый ресурс</w:t>
-      </w:r>
-      <w:r>
-        <w:rPr>
-          <w:rFonts w:eastAsia="Calibri" w:ascii="Times New Roman" w:hAnsi="Times New Roman"/>
+          <w:lang w:val="en-US"/>
+        </w:rPr>
+        <w:t>URL</w:t>
+      </w:r>
+      <w:r>
+        <w:rPr>
+          <w:rFonts w:eastAsia="Calibri"/>
           <w:color w:val="000000"/>
         </w:rPr>
-        <w:t xml:space="preserve"> / </w:t>
-      </w:r>
-      <w:r>
-        <w:rPr>
-          <w:rFonts w:eastAsia="Calibri" w:ascii="Times New Roman" w:hAnsi="Times New Roman"/>
-          <w:color w:val="000000"/>
-          <w:lang w:val="en-US"/>
-        </w:rPr>
-        <w:t>URL</w:t>
-      </w:r>
-      <w:r>
-        <w:rPr>
-          <w:rFonts w:eastAsia="Calibri" w:ascii="Times New Roman" w:hAnsi="Times New Roman"/>
-          <w:color w:val="000000"/>
-        </w:rPr>
-        <w:t xml:space="preserve">: </w:t>
-      </w:r>
-      <w:r>
-        <w:rPr/>
-        <w:t>https://jigsaw.w3.org/css-validator/</w:t>
-      </w:r>
-    </w:p>
-    <w:p>
-      <w:pPr>
-        <w:pStyle w:val="31213123"/>
-        <w:bidi w:val="0"/>
-        <w:spacing w:lineRule="auto" w:line="360"/>
+        <w:t>:</w:t>
+      </w:r>
+      <w:r>
         <w:rPr>
           <w:rFonts w:eastAsia="Calibri"/>
           <w:color w:val="000000"/>
           <w:u w:val="single"/>
         </w:rPr>
-      </w:pPr>
-      <w:r>
+        <w:t xml:space="preserve"> </w:t>
+      </w:r>
+      <w:r>
+        <w:rPr>
+          <w:u w:val="single"/>
+        </w:rPr>
+        <w:t>https://jigsaw.w3.org/css-validator/</w:t>
+      </w:r>
+    </w:p>
+    <w:p>
+      <w:pPr>
+        <w:pStyle w:val="31213123"/>
+        <w:bidi w:val="0"/>
+        <w:spacing w:lineRule="auto" w:line="360"/>
+        <w:rPr>
+          <w:rFonts w:eastAsia="Calibri"/>
+          <w:color w:val="000000"/>
+          <w:u w:val="single"/>
+        </w:rPr>
+      </w:pPr>
+      <w:r>
+        <w:rPr>
+          <w:rFonts w:eastAsia="Calibri"/>
+          <w:color w:val="000000"/>
+          <w:u w:val="single"/>
+        </w:rPr>
+      </w:r>
+    </w:p>
+    <w:p>
+      <w:pPr>
+        <w:pStyle w:val="31213123"/>
+        <w:bidi w:val="0"/>
+        <w:spacing w:lineRule="auto" w:line="360"/>
         <w:rPr>
           <w:rFonts w:ascii="Times New Roman" w:hAnsi="Times New Roman"/>
         </w:rPr>
+      </w:pPr>
+      <w:r>
+        <w:rPr/>
       </w:r>
     </w:p>
     <w:p>
@@ -696,9 +656,20 @@
         </w:rPr>
       </w:pPr>
       <w:r>
+        <w:rPr/>
+      </w:r>
+    </w:p>
+    <w:p>
+      <w:pPr>
+        <w:pStyle w:val="31213123"/>
+        <w:bidi w:val="0"/>
+        <w:spacing w:lineRule="auto" w:line="360"/>
         <w:rPr>
           <w:rFonts w:ascii="Times New Roman" w:hAnsi="Times New Roman"/>
         </w:rPr>
+      </w:pPr>
+      <w:r>
+        <w:rPr/>
       </w:r>
     </w:p>
     <w:p>
@@ -711,9 +682,21 @@
         </w:rPr>
       </w:pPr>
       <w:r>
+        <w:rPr/>
+      </w:r>
+    </w:p>
+    <w:p>
+      <w:pPr>
+        <w:pStyle w:val="31213123"/>
+        <w:bidi w:val="0"/>
+        <w:spacing w:lineRule="auto" w:line="360"/>
         <w:rPr>
           <w:rFonts w:ascii="Times New Roman" w:hAnsi="Times New Roman"/>
         </w:rPr>
+      </w:pPr>
+      <w:r>
+        <w:rPr/>
+        <w:t>Санкт-Петербург</w:t>
       </w:r>
     </w:p>
     <w:p>
@@ -726,66 +709,18 @@
         </w:rPr>
       </w:pPr>
       <w:r>
-        <w:rPr>
-          <w:rFonts w:ascii="Times New Roman" w:hAnsi="Times New Roman"/>
-        </w:rPr>
+        <w:rPr/>
+        <w:t>2026</w:t>
+      </w:r>
+      <w:r>
+        <w:br w:type="page"/>
       </w:r>
     </w:p>
     <w:p>
       <w:pPr>
         <w:pStyle w:val="31213123"/>
         <w:bidi w:val="0"/>
-        <w:spacing w:lineRule="auto" w:line="360"/>
-        <w:rPr>
-          <w:rFonts w:ascii="Times New Roman" w:hAnsi="Times New Roman"/>
-        </w:rPr>
-      </w:pPr>
-      <w:r>
-        <w:rPr>
-          <w:rFonts w:ascii="Times New Roman" w:hAnsi="Times New Roman"/>
-        </w:rPr>
-      </w:r>
-    </w:p>
-    <w:p>
-      <w:pPr>
-        <w:pStyle w:val="31213123"/>
-        <w:bidi w:val="0"/>
-        <w:spacing w:lineRule="auto" w:line="360"/>
-        <w:rPr>
-          <w:rFonts w:ascii="Times New Roman" w:hAnsi="Times New Roman"/>
-        </w:rPr>
-      </w:pPr>
-      <w:r>
-        <w:rPr>
-          <w:rFonts w:ascii="Times New Roman" w:hAnsi="Times New Roman"/>
-        </w:rPr>
-        <w:t>Санкт-Петербург</w:t>
-      </w:r>
-    </w:p>
-    <w:p>
-      <w:pPr>
-        <w:pStyle w:val="31213123"/>
-        <w:bidi w:val="0"/>
-        <w:spacing w:lineRule="auto" w:line="360"/>
-        <w:rPr>
-          <w:rFonts w:ascii="Times New Roman" w:hAnsi="Times New Roman"/>
-        </w:rPr>
-      </w:pPr>
-      <w:r>
-        <w:rPr>
-          <w:rFonts w:ascii="Times New Roman" w:hAnsi="Times New Roman"/>
-        </w:rPr>
-        <w:t>2026</w:t>
-      </w:r>
-      <w:r>
-        <w:br w:type="page"/>
-      </w:r>
-    </w:p>
-    <w:p>
-      <w:pPr>
-        <w:pStyle w:val="31213123"/>
-        <w:bidi w:val="0"/>
-        <w:spacing w:lineRule="auto" w:line="360"/>
+        <w:spacing w:lineRule="auto" w:line="360" w:before="0" w:after="0"/>
         <w:rPr>
           <w:rFonts w:ascii="Times New Roman" w:hAnsi="Times New Roman"/>
           <w:b/>
@@ -797,7 +732,6 @@
       </w:pPr>
       <w:r>
         <w:rPr>
-          <w:rFonts w:ascii="Times New Roman" w:hAnsi="Times New Roman"/>
           <w:b/>
           <w:bCs/>
           <w:sz w:val="28"/>
@@ -817,12 +751,11 @@
       <w:sdtContent>
         <w:p>
           <w:pPr>
-            <w:pStyle w:val="1111"/>
+            <w:pStyle w:val="TOC1"/>
             <w:tabs>
-              <w:tab w:val="clear" w:pos="709"/>
+              <w:tab w:val="clear" w:pos="9638"/>
               <w:tab w:val="right" w:pos="9637" w:leader="dot"/>
             </w:tabs>
-            <w:bidi w:val="0"/>
             <w:rPr/>
           </w:pPr>
           <w:r>
@@ -830,26 +763,26 @@
           </w:r>
           <w:r>
             <w:rPr>
-              <w:rStyle w:val="Style14"/>
+              <w:rStyle w:val="Style15"/>
             </w:rPr>
-            <w:instrText xml:space="preserve"> TOC \f \o "1-9" \t "1111,1,2222,2" \h</w:instrText>
+            <w:instrText xml:space="preserve"> TOC \f \o "1-9" \t "1111,1,2222,2,3333,3" \h</w:instrText>
           </w:r>
           <w:r>
             <w:rPr>
-              <w:rStyle w:val="Style14"/>
+              <w:rStyle w:val="Style15"/>
             </w:rPr>
             <w:fldChar w:fldCharType="separate"/>
           </w:r>
           <w:hyperlink w:anchor="__RefHeading___Toc2766_1733908464" w:tooltip=" 1 ВАЛИДАЦИЯ HTML">
             <w:r>
               <w:rPr>
-                <w:rStyle w:val="Style14"/>
+                <w:rStyle w:val="Style15"/>
               </w:rPr>
               <w:t xml:space="preserve"> </w:t>
             </w:r>
             <w:r>
               <w:rPr>
-                <w:rStyle w:val="Style14"/>
+                <w:rStyle w:val="Style15"/>
               </w:rPr>
               <w:t>1 ВАЛИДАЦИЯ HTML</w:t>
               <w:tab/>
@@ -859,24 +792,23 @@
         </w:p>
         <w:p>
           <w:pPr>
-            <w:pStyle w:val="2222"/>
+            <w:pStyle w:val="TOC2"/>
             <w:tabs>
-              <w:tab w:val="clear" w:pos="643"/>
+              <w:tab w:val="clear" w:pos="9638"/>
               <w:tab w:val="right" w:pos="9637" w:leader="dot"/>
             </w:tabs>
-            <w:bidi w:val="0"/>
             <w:rPr/>
           </w:pPr>
           <w:hyperlink w:anchor="__RefHeading___Toc2768_1733908464" w:tooltip=" 1.1 Валидация index.html">
             <w:r>
               <w:rPr>
-                <w:rStyle w:val="Style14"/>
+                <w:rStyle w:val="Style15"/>
               </w:rPr>
               <w:t xml:space="preserve"> </w:t>
             </w:r>
             <w:r>
               <w:rPr>
-                <w:rStyle w:val="Style14"/>
+                <w:rStyle w:val="Style15"/>
               </w:rPr>
               <w:t>1.1 Валидация index.html</w:t>
               <w:tab/>
@@ -886,24 +818,23 @@
         </w:p>
         <w:p>
           <w:pPr>
-            <w:pStyle w:val="2222"/>
+            <w:pStyle w:val="TOC2"/>
             <w:tabs>
-              <w:tab w:val="clear" w:pos="643"/>
+              <w:tab w:val="clear" w:pos="9638"/>
               <w:tab w:val="right" w:pos="9637" w:leader="dot"/>
             </w:tabs>
-            <w:bidi w:val="0"/>
             <w:rPr/>
           </w:pPr>
           <w:hyperlink w:anchor="__RefHeading___Toc2975_1733908464" w:tooltip=" 1.2 Валидация tarify.html">
             <w:r>
               <w:rPr>
-                <w:rStyle w:val="Style14"/>
+                <w:rStyle w:val="Style15"/>
               </w:rPr>
               <w:t xml:space="preserve"> </w:t>
             </w:r>
             <w:r>
               <w:rPr>
-                <w:rStyle w:val="Style14"/>
+                <w:rStyle w:val="Style15"/>
               </w:rPr>
               <w:t>1.2 Валидация tarify.html</w:t>
               <w:tab/>
@@ -913,24 +844,43 @@
         </w:p>
         <w:p>
           <w:pPr>
-            <w:pStyle w:val="2222"/>
+            <w:pStyle w:val="TOC2"/>
             <w:tabs>
-              <w:tab w:val="clear" w:pos="643"/>
+              <w:tab w:val="clear" w:pos="9638"/>
               <w:tab w:val="right" w:pos="9637" w:leader="dot"/>
             </w:tabs>
-            <w:bidi w:val="0"/>
+            <w:rPr/>
+          </w:pPr>
+          <w:hyperlink w:anchor="__RefHeading___Toc3460_1323715649" w:tooltip="1.2.1 Ошибки tarify.html">
+            <w:r>
+              <w:rPr>
+                <w:rStyle w:val="Style15"/>
+              </w:rPr>
+              <w:t>1.2.1 Ошибки tarify.html</w:t>
+              <w:tab/>
+              <w:t>4</w:t>
+            </w:r>
+          </w:hyperlink>
+        </w:p>
+        <w:p>
+          <w:pPr>
+            <w:pStyle w:val="TOC2"/>
+            <w:tabs>
+              <w:tab w:val="clear" w:pos="9638"/>
+              <w:tab w:val="right" w:pos="9637" w:leader="dot"/>
+            </w:tabs>
             <w:rPr/>
           </w:pPr>
           <w:hyperlink w:anchor="__RefHeading___Toc2973_1733908464" w:tooltip=" 1.3 Валидация pokrytie.html">
             <w:r>
               <w:rPr>
-                <w:rStyle w:val="Style14"/>
+                <w:rStyle w:val="Style15"/>
               </w:rPr>
               <w:t xml:space="preserve"> </w:t>
             </w:r>
             <w:r>
               <w:rPr>
-                <w:rStyle w:val="Style14"/>
+                <w:rStyle w:val="Style15"/>
               </w:rPr>
               <w:t>1.3 Валидация pokrytie.html</w:t>
               <w:tab/>
@@ -940,24 +890,63 @@
         </w:p>
         <w:p>
           <w:pPr>
-            <w:pStyle w:val="1111"/>
+            <w:pStyle w:val="TOC2"/>
             <w:tabs>
-              <w:tab w:val="clear" w:pos="709"/>
+              <w:tab w:val="clear" w:pos="9638"/>
               <w:tab w:val="right" w:pos="9637" w:leader="dot"/>
             </w:tabs>
-            <w:bidi w:val="0"/>
+            <w:rPr/>
+          </w:pPr>
+          <w:hyperlink w:anchor="__RefHeading___Toc2076_1323715649" w:tooltip="1.3.1 Предупреждения pokrytie.html">
+            <w:r>
+              <w:rPr>
+                <w:rStyle w:val="Style15"/>
+              </w:rPr>
+              <w:t>1.3.1 Предупреждения pokrytie.html</w:t>
+              <w:tab/>
+              <w:t>10</w:t>
+            </w:r>
+          </w:hyperlink>
+        </w:p>
+        <w:p>
+          <w:pPr>
+            <w:pStyle w:val="TOC2"/>
+            <w:tabs>
+              <w:tab w:val="clear" w:pos="9638"/>
+              <w:tab w:val="right" w:pos="9637" w:leader="dot"/>
+            </w:tabs>
+            <w:rPr/>
+          </w:pPr>
+          <w:hyperlink w:anchor="__RefHeading___Toc2078_1323715649" w:tooltip="1.3.2 Ошибки pokrytie.html">
+            <w:r>
+              <w:rPr>
+                <w:rStyle w:val="Style15"/>
+              </w:rPr>
+              <w:t>1.3.2 Ошибки pokrytie.html</w:t>
+              <w:tab/>
+              <w:t>10</w:t>
+            </w:r>
+          </w:hyperlink>
+        </w:p>
+        <w:p>
+          <w:pPr>
+            <w:pStyle w:val="TOC1"/>
+            <w:tabs>
+              <w:tab w:val="clear" w:pos="9638"/>
+              <w:tab w:val="right" w:pos="9637" w:leader="dot"/>
+            </w:tabs>
             <w:rPr/>
           </w:pPr>
           <w:hyperlink w:anchor="__RefHeading___Toc2965_1733908464" w:tooltip=" 2 ВАЛИДАЦИЯ CSS">
             <w:r>
               <w:rPr>
-                <w:rStyle w:val="Style14"/>
+                <w:rStyle w:val="Style15"/>
               </w:rPr>
               <w:t xml:space="preserve"> </w:t>
             </w:r>
             <w:r>
               <w:rPr>
-                <w:rStyle w:val="Style14"/>
+                <w:rStyle w:val="Style15"/>
               </w:rPr>
               <w:t>2 ВАЛИДАЦИЯ CSS</w:t>
               <w:tab/>
@@ -967,24 +956,23 @@
         </w:p>
         <w:p>
           <w:pPr>
-            <w:pStyle w:val="2222"/>
+            <w:pStyle w:val="TOC2"/>
             <w:tabs>
-              <w:tab w:val="clear" w:pos="643"/>
+              <w:tab w:val="clear" w:pos="9638"/>
               <w:tab w:val="right" w:pos="9637" w:leader="dot"/>
             </w:tabs>
-            <w:bidi w:val="0"/>
             <w:rPr/>
           </w:pPr>
           <w:hyperlink w:anchor="__RefHeading___Toc2971_1733908464" w:tooltip=" 2.1 Проверка файла style.css">
             <w:r>
               <w:rPr>
-                <w:rStyle w:val="Style14"/>
+                <w:rStyle w:val="Style15"/>
               </w:rPr>
               <w:t xml:space="preserve"> </w:t>
             </w:r>
             <w:r>
               <w:rPr>
-                <w:rStyle w:val="Style14"/>
+                <w:rStyle w:val="Style15"/>
               </w:rPr>
               <w:t>2.1 Проверка файла style.css</w:t>
               <w:tab/>
@@ -994,24 +982,23 @@
         </w:p>
         <w:p>
           <w:pPr>
-            <w:pStyle w:val="2222"/>
+            <w:pStyle w:val="TOC2"/>
             <w:tabs>
-              <w:tab w:val="clear" w:pos="643"/>
+              <w:tab w:val="clear" w:pos="9638"/>
               <w:tab w:val="right" w:pos="9637" w:leader="dot"/>
             </w:tabs>
-            <w:bidi w:val="0"/>
             <w:rPr/>
           </w:pPr>
           <w:hyperlink w:anchor="__RefHeading___Toc2969_1733908464" w:tooltip=" 2.2 Проверка файла styles.css">
             <w:r>
               <w:rPr>
-                <w:rStyle w:val="Style14"/>
+                <w:rStyle w:val="Style15"/>
               </w:rPr>
               <w:t xml:space="preserve"> </w:t>
             </w:r>
             <w:r>
               <w:rPr>
-                <w:rStyle w:val="Style14"/>
+                <w:rStyle w:val="Style15"/>
               </w:rPr>
               <w:t>2.2 Проверка файла styles.css</w:t>
               <w:tab/>
@@ -1021,24 +1008,23 @@
         </w:p>
         <w:p>
           <w:pPr>
-            <w:pStyle w:val="2222"/>
+            <w:pStyle w:val="TOC2"/>
             <w:tabs>
-              <w:tab w:val="clear" w:pos="643"/>
+              <w:tab w:val="clear" w:pos="9638"/>
               <w:tab w:val="right" w:pos="9637" w:leader="dot"/>
             </w:tabs>
-            <w:bidi w:val="0"/>
             <w:rPr/>
           </w:pPr>
           <w:hyperlink w:anchor="__RefHeading___Toc2967_1733908464" w:tooltip=" 2.3 Проверка файла main.css">
             <w:r>
               <w:rPr>
-                <w:rStyle w:val="Style14"/>
+                <w:rStyle w:val="Style15"/>
               </w:rPr>
               <w:t xml:space="preserve"> </w:t>
             </w:r>
             <w:r>
               <w:rPr>
-                <w:rStyle w:val="Style14"/>
+                <w:rStyle w:val="Style15"/>
               </w:rPr>
               <w:t>2.3 Проверка файла main.css</w:t>
               <w:tab/>
@@ -1047,7 +1033,7 @@
           </w:hyperlink>
           <w:r>
             <w:rPr>
-              <w:rStyle w:val="Style14"/>
+              <w:rStyle w:val="Style15"/>
             </w:rPr>
             <w:fldChar w:fldCharType="end"/>
           </w:r>
@@ -1068,7 +1054,6 @@
       </w:pPr>
       <w:r>
         <w:rPr>
-          <w:rFonts w:ascii="Times New Roman" w:hAnsi="Times New Roman"/>
           <w:b/>
           <w:bCs/>
           <w:lang w:val="ru-RU"/>
@@ -1082,6 +1067,7 @@
       <w:pPr>
         <w:pStyle w:val="1111"/>
         <w:bidi w:val="0"/>
+        <w:spacing w:before="0" w:after="0"/>
         <w:rPr/>
       </w:pPr>
       <w:bookmarkStart w:id="4" w:name="__RefHeading___Toc2766_1733908464"/>
@@ -1153,64 +1139,52 @@
       </w:pPr>
       <w:r>
         <w:rPr>
+          <w:sz w:val="28"/>
+          <w:szCs w:val="28"/>
+        </w:rPr>
+        <w:tab/>
+        <w:t xml:space="preserve">Проверка </w:t>
+      </w:r>
+      <w:r>
+        <w:rPr>
+          <w:sz w:val="28"/>
+          <w:szCs w:val="28"/>
+          <w:lang w:val="ru-RU"/>
+        </w:rPr>
+        <w:t xml:space="preserve">файла </w:t>
+      </w:r>
+      <w:r>
+        <w:rPr>
+          <w:sz w:val="28"/>
+          <w:szCs w:val="28"/>
+          <w:lang w:val="en-US"/>
+        </w:rPr>
+        <w:t xml:space="preserve">index.html. </w:t>
+      </w:r>
+      <w:r>
+        <w:rPr>
+          <w:sz w:val="28"/>
+          <w:szCs w:val="28"/>
+          <w:lang w:val="ru-RU"/>
+        </w:rPr>
+        <w:t>Ошибок не обнаружено, проверено на рисунке 1.</w:t>
+      </w:r>
+    </w:p>
+    <w:p>
+      <w:pPr>
+        <w:pStyle w:val="31213123"/>
+        <w:bidi w:val="0"/>
+        <w:spacing w:lineRule="auto" w:line="360"/>
+        <w:jc w:val="both"/>
+        <w:rPr>
           <w:rFonts w:ascii="Times New Roman" w:hAnsi="Times New Roman"/>
           <w:sz w:val="28"/>
           <w:szCs w:val="28"/>
-        </w:rPr>
-        <w:tab/>
-      </w:r>
-      <w:r>
-        <w:rPr>
-          <w:rFonts w:ascii="Times New Roman" w:hAnsi="Times New Roman"/>
-          <w:sz w:val="28"/>
-          <w:szCs w:val="28"/>
-        </w:rPr>
-        <w:t xml:space="preserve">Проверка </w:t>
-      </w:r>
-      <w:r>
-        <w:rPr>
-          <w:rFonts w:ascii="Times New Roman" w:hAnsi="Times New Roman"/>
-          <w:sz w:val="28"/>
-          <w:szCs w:val="28"/>
-          <w:lang w:val="ru-RU"/>
-        </w:rPr>
-        <w:t xml:space="preserve">файла </w:t>
-      </w:r>
-      <w:r>
-        <w:rPr>
-          <w:rFonts w:ascii="Times New Roman" w:hAnsi="Times New Roman"/>
-          <w:sz w:val="28"/>
-          <w:szCs w:val="28"/>
-          <w:lang w:val="en-US"/>
-        </w:rPr>
-        <w:t xml:space="preserve">index.html. </w:t>
-      </w:r>
-      <w:r>
-        <w:rPr>
-          <w:rFonts w:ascii="Times New Roman" w:hAnsi="Times New Roman"/>
-          <w:sz w:val="28"/>
-          <w:szCs w:val="28"/>
-          <w:lang w:val="ru-RU"/>
-        </w:rPr>
-        <w:t>Ошибок не обнаружено, проверено на рисунке 1.</w:t>
-      </w:r>
-    </w:p>
-    <w:p>
-      <w:pPr>
-        <w:pStyle w:val="31213123"/>
-        <w:bidi w:val="0"/>
-        <w:spacing w:lineRule="auto" w:line="360"/>
-        <w:jc w:val="both"/>
-        <w:rPr>
-          <w:rFonts w:ascii="Times New Roman" w:hAnsi="Times New Roman"/>
-          <w:sz w:val="28"/>
-          <w:szCs w:val="28"/>
-          <w:lang w:val="ru-RU"/>
-        </w:rPr>
-      </w:pPr>
-      <w:r>
-        <w:rPr>
-          <w:rFonts w:ascii="Times New Roman" w:hAnsi="Times New Roman"/>
+          <w:lang w:val="ru-RU"/>
+        </w:rPr>
+      </w:pPr>
+      <w:r>
+        <w:rPr>
           <w:sz w:val="28"/>
           <w:szCs w:val="28"/>
           <w:lang w:val="ru-RU"/>
@@ -1280,39 +1254,36 @@
       </w:r>
       <w:r>
         <w:rPr>
+          <w:sz w:val="28"/>
+          <w:szCs w:val="28"/>
+          <w:lang w:val="ru-RU"/>
+        </w:rPr>
+        <w:t xml:space="preserve">Рисунок 1 — валидация </w:t>
+      </w:r>
+      <w:r>
+        <w:rPr>
+          <w:sz w:val="28"/>
+          <w:szCs w:val="28"/>
+          <w:lang w:val="en-US"/>
+        </w:rPr>
+        <w:t>index.html</w:t>
+      </w:r>
+    </w:p>
+    <w:p>
+      <w:pPr>
+        <w:pStyle w:val="31213123"/>
+        <w:bidi w:val="0"/>
+        <w:spacing w:lineRule="auto" w:line="360"/>
+        <w:jc w:val="both"/>
+        <w:rPr>
           <w:rFonts w:ascii="Times New Roman" w:hAnsi="Times New Roman"/>
           <w:sz w:val="28"/>
           <w:szCs w:val="28"/>
-          <w:lang w:val="ru-RU"/>
-        </w:rPr>
-        <w:t xml:space="preserve">Рисунок 1 — валидация </w:t>
-      </w:r>
-      <w:r>
-        <w:rPr>
-          <w:rFonts w:ascii="Times New Roman" w:hAnsi="Times New Roman"/>
-          <w:sz w:val="28"/>
-          <w:szCs w:val="28"/>
-          <w:lang w:val="en-US"/>
-        </w:rPr>
-        <w:t>index.html</w:t>
-      </w:r>
-    </w:p>
-    <w:p>
-      <w:pPr>
-        <w:pStyle w:val="31213123"/>
-        <w:bidi w:val="0"/>
-        <w:spacing w:lineRule="auto" w:line="360"/>
-        <w:jc w:val="both"/>
-        <w:rPr>
-          <w:rFonts w:ascii="Times New Roman" w:hAnsi="Times New Roman"/>
-          <w:sz w:val="28"/>
-          <w:szCs w:val="28"/>
-          <w:lang w:val="en-US"/>
-        </w:rPr>
-      </w:pPr>
-      <w:r>
-        <w:rPr>
-          <w:rFonts w:ascii="Times New Roman" w:hAnsi="Times New Roman"/>
+          <w:lang w:val="en-US"/>
+        </w:rPr>
+      </w:pPr>
+      <w:r>
+        <w:rPr>
           <w:sz w:val="28"/>
           <w:szCs w:val="28"/>
           <w:lang w:val="en-US"/>
@@ -1358,7 +1329,6 @@
       </w:pPr>
       <w:r>
         <w:rPr>
-          <w:rFonts w:ascii="Times New Roman" w:hAnsi="Times New Roman"/>
           <w:spacing w:val="60"/>
           <w:sz w:val="28"/>
           <w:szCs w:val="28"/>
@@ -1372,15 +1342,7 @@
           <w:szCs w:val="28"/>
           <w:lang w:val="ru-RU"/>
         </w:rPr>
-        <w:t>Про</w:t>
-      </w:r>
-      <w:r>
-        <w:rPr>
-          <w:sz w:val="28"/>
-          <w:szCs w:val="28"/>
-          <w:lang w:val="ru-RU"/>
-        </w:rPr>
-        <w:t xml:space="preserve">верка файла </w:t>
+        <w:t xml:space="preserve">Проверка файла </w:t>
       </w:r>
       <w:r>
         <w:rPr>
@@ -1694,6 +1656,45 @@
     </w:p>
     <w:p>
       <w:pPr>
+        <w:pStyle w:val="2222"/>
+        <w:rPr/>
+      </w:pPr>
+      <w:bookmarkStart w:id="7" w:name="__RefHeading___Toc3460_1323715649"/>
+      <w:bookmarkEnd w:id="7"/>
+      <w:r>
+        <w:rPr>
+          <w:spacing w:val="60"/>
+        </w:rPr>
+        <w:t>1.2.</w:t>
+      </w:r>
+      <w:r>
+        <w:rPr>
+          <w:spacing w:val="60"/>
+        </w:rPr>
+        <w:t>1</w:t>
+      </w:r>
+      <w:r>
+        <w:rPr>
+          <w:spacing w:val="60"/>
+        </w:rPr>
+        <w:t xml:space="preserve"> </w:t>
+      </w:r>
+      <w:r>
+        <w:rPr>
+          <w:spacing w:val="60"/>
+          <w:lang w:val="ru-RU"/>
+        </w:rPr>
+        <w:t>Ошибки</w:t>
+      </w:r>
+      <w:r>
+        <w:rPr>
+          <w:spacing w:val="60"/>
+        </w:rPr>
+        <w:t xml:space="preserve"> tarify.html</w:t>
+      </w:r>
+    </w:p>
+    <w:p>
+      <w:pPr>
         <w:pStyle w:val="31213123"/>
         <w:bidi w:val="0"/>
         <w:spacing w:lineRule="auto" w:line="360"/>
@@ -1711,13 +1712,6 @@
           <w:lang w:val="ru-RU"/>
         </w:rPr>
         <w:tab/>
-      </w:r>
-      <w:r>
-        <w:rPr>
-          <w:sz w:val="28"/>
-          <w:szCs w:val="28"/>
-          <w:lang w:val="ru-RU"/>
-        </w:rPr>
         <w:t>Были исправлены следующие ошибки:</w:t>
       </w:r>
     </w:p>
@@ -1726,7 +1720,7 @@
         <w:pStyle w:val="31213123"/>
         <w:numPr>
           <w:ilvl w:val="0"/>
-          <w:numId w:val="2"/>
+          <w:numId w:val="1"/>
         </w:numPr>
         <w:bidi w:val="0"/>
         <w:spacing w:lineRule="auto" w:line="360"/>
@@ -1807,7 +1801,7 @@
         <w:pStyle w:val="31213123"/>
         <w:numPr>
           <w:ilvl w:val="0"/>
-          <w:numId w:val="2"/>
+          <w:numId w:val="1"/>
         </w:numPr>
         <w:bidi w:val="0"/>
         <w:spacing w:lineRule="auto" w:line="360"/>
@@ -1880,7 +1874,7 @@
         <w:pStyle w:val="Normal"/>
         <w:numPr>
           <w:ilvl w:val="0"/>
-          <w:numId w:val="2"/>
+          <w:numId w:val="1"/>
         </w:numPr>
         <w:bidi w:val="0"/>
         <w:spacing w:lineRule="auto" w:line="360"/>
@@ -2033,7 +2027,7 @@
         <w:pStyle w:val="31213123"/>
         <w:numPr>
           <w:ilvl w:val="0"/>
-          <w:numId w:val="2"/>
+          <w:numId w:val="1"/>
         </w:numPr>
         <w:bidi w:val="0"/>
         <w:spacing w:lineRule="auto" w:line="360"/>
@@ -2066,31 +2060,7 @@
           <w:szCs w:val="28"/>
           <w:lang w:val="ru-RU"/>
         </w:rPr>
-        <w:t>, колонка 5</w:t>
-      </w:r>
-      <w:r>
-        <w:rPr>
-          <w:sz w:val="28"/>
-          <w:szCs w:val="28"/>
-          <w:lang w:val="ru-RU"/>
-        </w:rPr>
-        <w:t>7</w:t>
-      </w:r>
-      <w:r>
-        <w:rPr>
-          <w:sz w:val="28"/>
-          <w:szCs w:val="28"/>
-          <w:lang w:val="ru-RU"/>
-        </w:rPr>
-        <w:t xml:space="preserve"> в  строку </w:t>
-      </w:r>
-      <w:r>
-        <w:rPr>
-          <w:sz w:val="28"/>
-          <w:szCs w:val="28"/>
-          <w:lang w:val="ru-RU"/>
-        </w:rPr>
-        <w:t>2</w:t>
+        <w:t>, колонка 57 в  строку 2</w:t>
       </w:r>
       <w:r>
         <w:rPr>
@@ -2162,7 +2132,7 @@
         <w:pStyle w:val="Normal"/>
         <w:numPr>
           <w:ilvl w:val="0"/>
-          <w:numId w:val="2"/>
+          <w:numId w:val="1"/>
         </w:numPr>
         <w:bidi w:val="0"/>
         <w:spacing w:lineRule="auto" w:line="360"/>
@@ -2275,7 +2245,7 @@
         <w:pStyle w:val="31213123"/>
         <w:numPr>
           <w:ilvl w:val="0"/>
-          <w:numId w:val="2"/>
+          <w:numId w:val="1"/>
         </w:numPr>
         <w:bidi w:val="0"/>
         <w:spacing w:lineRule="auto" w:line="360"/>
@@ -2308,31 +2278,7 @@
           <w:szCs w:val="28"/>
           <w:lang w:val="ru-RU"/>
         </w:rPr>
-        <w:t>, колонка 5</w:t>
-      </w:r>
-      <w:r>
-        <w:rPr>
-          <w:sz w:val="28"/>
-          <w:szCs w:val="28"/>
-          <w:lang w:val="ru-RU"/>
-        </w:rPr>
-        <w:t>5</w:t>
-      </w:r>
-      <w:r>
-        <w:rPr>
-          <w:sz w:val="28"/>
-          <w:szCs w:val="28"/>
-          <w:lang w:val="ru-RU"/>
-        </w:rPr>
-        <w:t xml:space="preserve"> в  строку </w:t>
-      </w:r>
-      <w:r>
-        <w:rPr>
-          <w:sz w:val="28"/>
-          <w:szCs w:val="28"/>
-          <w:lang w:val="ru-RU"/>
-        </w:rPr>
-        <w:t>3</w:t>
+        <w:t>, колонка 55 в  строку 3</w:t>
       </w:r>
       <w:r>
         <w:rPr>
@@ -2404,7 +2350,7 @@
         <w:pStyle w:val="Normal"/>
         <w:numPr>
           <w:ilvl w:val="0"/>
-          <w:numId w:val="2"/>
+          <w:numId w:val="1"/>
         </w:numPr>
         <w:bidi w:val="0"/>
         <w:spacing w:lineRule="auto" w:line="360"/>
@@ -2517,7 +2463,7 @@
         <w:pStyle w:val="31213123"/>
         <w:numPr>
           <w:ilvl w:val="0"/>
-          <w:numId w:val="2"/>
+          <w:numId w:val="1"/>
         </w:numPr>
         <w:bidi w:val="0"/>
         <w:spacing w:lineRule="auto" w:line="360"/>
@@ -2550,31 +2496,7 @@
           <w:szCs w:val="28"/>
           <w:lang w:val="ru-RU"/>
         </w:rPr>
-        <w:t>, колонка 5</w:t>
-      </w:r>
-      <w:r>
-        <w:rPr>
-          <w:sz w:val="28"/>
-          <w:szCs w:val="28"/>
-          <w:lang w:val="ru-RU"/>
-        </w:rPr>
-        <w:t>7</w:t>
-      </w:r>
-      <w:r>
-        <w:rPr>
-          <w:sz w:val="28"/>
-          <w:szCs w:val="28"/>
-          <w:lang w:val="ru-RU"/>
-        </w:rPr>
-        <w:t xml:space="preserve"> в  строку </w:t>
-      </w:r>
-      <w:r>
-        <w:rPr>
-          <w:sz w:val="28"/>
-          <w:szCs w:val="28"/>
-          <w:lang w:val="ru-RU"/>
-        </w:rPr>
-        <w:t>3</w:t>
+        <w:t>, колонка 57 в  строку 3</w:t>
       </w:r>
       <w:r>
         <w:rPr>
@@ -2646,7 +2568,7 @@
         <w:pStyle w:val="Normal"/>
         <w:numPr>
           <w:ilvl w:val="0"/>
-          <w:numId w:val="2"/>
+          <w:numId w:val="1"/>
         </w:numPr>
         <w:bidi w:val="0"/>
         <w:spacing w:lineRule="auto" w:line="360"/>
@@ -2759,7 +2681,7 @@
         <w:pStyle w:val="31213123"/>
         <w:numPr>
           <w:ilvl w:val="0"/>
-          <w:numId w:val="2"/>
+          <w:numId w:val="1"/>
         </w:numPr>
         <w:bidi w:val="0"/>
         <w:spacing w:lineRule="auto" w:line="360"/>
@@ -2776,31 +2698,7 @@
           <w:szCs w:val="28"/>
           <w:lang w:val="ru-RU"/>
         </w:rPr>
-        <w:t>Строка 42, колонка 5</w:t>
-      </w:r>
-      <w:r>
-        <w:rPr>
-          <w:sz w:val="28"/>
-          <w:szCs w:val="28"/>
-          <w:lang w:val="ru-RU"/>
-        </w:rPr>
-        <w:t>5</w:t>
-      </w:r>
-      <w:r>
-        <w:rPr>
-          <w:sz w:val="28"/>
-          <w:szCs w:val="28"/>
-          <w:lang w:val="ru-RU"/>
-        </w:rPr>
-        <w:t xml:space="preserve"> в  строку </w:t>
-      </w:r>
-      <w:r>
-        <w:rPr>
-          <w:sz w:val="28"/>
-          <w:szCs w:val="28"/>
-          <w:lang w:val="ru-RU"/>
-        </w:rPr>
-        <w:t>4</w:t>
+        <w:t>Строка 42, колонка 55 в  строку 4</w:t>
       </w:r>
       <w:r>
         <w:rPr>
@@ -2872,7 +2770,7 @@
         <w:pStyle w:val="Normal"/>
         <w:numPr>
           <w:ilvl w:val="0"/>
-          <w:numId w:val="2"/>
+          <w:numId w:val="1"/>
         </w:numPr>
         <w:bidi w:val="0"/>
         <w:spacing w:lineRule="auto" w:line="360"/>
@@ -2985,7 +2883,7 @@
         <w:pStyle w:val="31213123"/>
         <w:numPr>
           <w:ilvl w:val="0"/>
-          <w:numId w:val="2"/>
+          <w:numId w:val="1"/>
         </w:numPr>
         <w:bidi w:val="0"/>
         <w:spacing w:lineRule="auto" w:line="360"/>
@@ -3018,31 +2916,7 @@
           <w:szCs w:val="28"/>
           <w:lang w:val="ru-RU"/>
         </w:rPr>
-        <w:t>, колонка 5</w:t>
-      </w:r>
-      <w:r>
-        <w:rPr>
-          <w:sz w:val="28"/>
-          <w:szCs w:val="28"/>
-          <w:lang w:val="ru-RU"/>
-        </w:rPr>
-        <w:t>7</w:t>
-      </w:r>
-      <w:r>
-        <w:rPr>
-          <w:sz w:val="28"/>
-          <w:szCs w:val="28"/>
-          <w:lang w:val="ru-RU"/>
-        </w:rPr>
-        <w:t xml:space="preserve"> в  строку </w:t>
-      </w:r>
-      <w:r>
-        <w:rPr>
-          <w:sz w:val="28"/>
-          <w:szCs w:val="28"/>
-          <w:lang w:val="ru-RU"/>
-        </w:rPr>
-        <w:t>4</w:t>
+        <w:t>, колонка 57 в  строку 4</w:t>
       </w:r>
       <w:r>
         <w:rPr>
@@ -3114,7 +2988,7 @@
         <w:pStyle w:val="Normal"/>
         <w:numPr>
           <w:ilvl w:val="0"/>
-          <w:numId w:val="2"/>
+          <w:numId w:val="1"/>
         </w:numPr>
         <w:bidi w:val="0"/>
         <w:spacing w:lineRule="auto" w:line="360"/>
@@ -3227,7 +3101,7 @@
         <w:pStyle w:val="31213123"/>
         <w:numPr>
           <w:ilvl w:val="0"/>
-          <w:numId w:val="2"/>
+          <w:numId w:val="1"/>
         </w:numPr>
         <w:bidi w:val="0"/>
         <w:spacing w:lineRule="auto" w:line="360"/>
@@ -3244,31 +3118,7 @@
           <w:szCs w:val="28"/>
           <w:lang w:val="ru-RU"/>
         </w:rPr>
-        <w:t>Строка 53, колонка 5</w:t>
-      </w:r>
-      <w:r>
-        <w:rPr>
-          <w:sz w:val="28"/>
-          <w:szCs w:val="28"/>
-          <w:lang w:val="ru-RU"/>
-        </w:rPr>
-        <w:t>5</w:t>
-      </w:r>
-      <w:r>
-        <w:rPr>
-          <w:sz w:val="28"/>
-          <w:szCs w:val="28"/>
-          <w:lang w:val="ru-RU"/>
-        </w:rPr>
-        <w:t xml:space="preserve"> в  строку </w:t>
-      </w:r>
-      <w:r>
-        <w:rPr>
-          <w:sz w:val="28"/>
-          <w:szCs w:val="28"/>
-          <w:lang w:val="ru-RU"/>
-        </w:rPr>
-        <w:t>5</w:t>
+        <w:t>Строка 53, колонка 55 в  строку 5</w:t>
       </w:r>
       <w:r>
         <w:rPr>
@@ -3340,7 +3190,7 @@
         <w:pStyle w:val="Normal"/>
         <w:numPr>
           <w:ilvl w:val="0"/>
-          <w:numId w:val="2"/>
+          <w:numId w:val="1"/>
         </w:numPr>
         <w:bidi w:val="0"/>
         <w:spacing w:lineRule="auto" w:line="360"/>
@@ -3453,7 +3303,7 @@
         <w:pStyle w:val="31213123"/>
         <w:numPr>
           <w:ilvl w:val="0"/>
-          <w:numId w:val="2"/>
+          <w:numId w:val="1"/>
         </w:numPr>
         <w:bidi w:val="0"/>
         <w:spacing w:lineRule="auto" w:line="360"/>
@@ -3486,31 +3336,7 @@
           <w:szCs w:val="28"/>
           <w:lang w:val="ru-RU"/>
         </w:rPr>
-        <w:t>, колонка 5</w:t>
-      </w:r>
-      <w:r>
-        <w:rPr>
-          <w:sz w:val="28"/>
-          <w:szCs w:val="28"/>
-          <w:lang w:val="ru-RU"/>
-        </w:rPr>
-        <w:t>7</w:t>
-      </w:r>
-      <w:r>
-        <w:rPr>
-          <w:sz w:val="28"/>
-          <w:szCs w:val="28"/>
-          <w:lang w:val="ru-RU"/>
-        </w:rPr>
-        <w:t xml:space="preserve"> в  строку </w:t>
-      </w:r>
-      <w:r>
-        <w:rPr>
-          <w:sz w:val="28"/>
-          <w:szCs w:val="28"/>
-          <w:lang w:val="ru-RU"/>
-        </w:rPr>
-        <w:t>5</w:t>
+        <w:t>, колонка 57 в  строку 5</w:t>
       </w:r>
       <w:r>
         <w:rPr>
@@ -3582,7 +3408,7 @@
         <w:pStyle w:val="Normal"/>
         <w:numPr>
           <w:ilvl w:val="0"/>
-          <w:numId w:val="2"/>
+          <w:numId w:val="1"/>
         </w:numPr>
         <w:bidi w:val="0"/>
         <w:spacing w:lineRule="auto" w:line="360"/>
@@ -3695,7 +3521,7 @@
         <w:pStyle w:val="31213123"/>
         <w:numPr>
           <w:ilvl w:val="0"/>
-          <w:numId w:val="2"/>
+          <w:numId w:val="1"/>
         </w:numPr>
         <w:bidi w:val="0"/>
         <w:spacing w:lineRule="auto" w:line="360"/>
@@ -3728,31 +3554,7 @@
           <w:szCs w:val="28"/>
           <w:lang w:val="ru-RU"/>
         </w:rPr>
-        <w:t>, колонка 5</w:t>
-      </w:r>
-      <w:r>
-        <w:rPr>
-          <w:sz w:val="28"/>
-          <w:szCs w:val="28"/>
-          <w:lang w:val="ru-RU"/>
-        </w:rPr>
-        <w:t>5</w:t>
-      </w:r>
-      <w:r>
-        <w:rPr>
-          <w:sz w:val="28"/>
-          <w:szCs w:val="28"/>
-          <w:lang w:val="ru-RU"/>
-        </w:rPr>
-        <w:t xml:space="preserve"> в  строку </w:t>
-      </w:r>
-      <w:r>
-        <w:rPr>
-          <w:sz w:val="28"/>
-          <w:szCs w:val="28"/>
-          <w:lang w:val="ru-RU"/>
-        </w:rPr>
-        <w:t>6</w:t>
+        <w:t>, колонка 55 в  строку 6</w:t>
       </w:r>
       <w:r>
         <w:rPr>
@@ -3824,7 +3626,7 @@
         <w:pStyle w:val="Normal"/>
         <w:numPr>
           <w:ilvl w:val="0"/>
-          <w:numId w:val="2"/>
+          <w:numId w:val="1"/>
         </w:numPr>
         <w:bidi w:val="0"/>
         <w:spacing w:lineRule="auto" w:line="360"/>
@@ -3937,7 +3739,7 @@
         <w:pStyle w:val="31213123"/>
         <w:numPr>
           <w:ilvl w:val="0"/>
-          <w:numId w:val="2"/>
+          <w:numId w:val="1"/>
         </w:numPr>
         <w:bidi w:val="0"/>
         <w:spacing w:lineRule="auto" w:line="360"/>
@@ -3970,31 +3772,7 @@
           <w:szCs w:val="28"/>
           <w:lang w:val="ru-RU"/>
         </w:rPr>
-        <w:t>, колонка 5</w:t>
-      </w:r>
-      <w:r>
-        <w:rPr>
-          <w:sz w:val="28"/>
-          <w:szCs w:val="28"/>
-          <w:lang w:val="ru-RU"/>
-        </w:rPr>
-        <w:t>7</w:t>
-      </w:r>
-      <w:r>
-        <w:rPr>
-          <w:sz w:val="28"/>
-          <w:szCs w:val="28"/>
-          <w:lang w:val="ru-RU"/>
-        </w:rPr>
-        <w:t xml:space="preserve"> в  строку </w:t>
-      </w:r>
-      <w:r>
-        <w:rPr>
-          <w:sz w:val="28"/>
-          <w:szCs w:val="28"/>
-          <w:lang w:val="ru-RU"/>
-        </w:rPr>
-        <w:t>6</w:t>
+        <w:t>, колонка 57 в  строку 6</w:t>
       </w:r>
       <w:r>
         <w:rPr>
@@ -4066,7 +3844,7 @@
         <w:pStyle w:val="Normal"/>
         <w:numPr>
           <w:ilvl w:val="0"/>
-          <w:numId w:val="2"/>
+          <w:numId w:val="1"/>
         </w:numPr>
         <w:bidi w:val="0"/>
         <w:spacing w:lineRule="auto" w:line="360"/>
@@ -4179,7 +3957,7 @@
         <w:pStyle w:val="31213123"/>
         <w:numPr>
           <w:ilvl w:val="0"/>
-          <w:numId w:val="2"/>
+          <w:numId w:val="1"/>
         </w:numPr>
         <w:bidi w:val="0"/>
         <w:spacing w:lineRule="auto" w:line="360"/>
@@ -4196,47 +3974,7 @@
           <w:szCs w:val="28"/>
           <w:lang w:val="ru-RU"/>
         </w:rPr>
-        <w:t xml:space="preserve">Строка </w:t>
-      </w:r>
-      <w:r>
-        <w:rPr>
-          <w:sz w:val="28"/>
-          <w:szCs w:val="28"/>
-          <w:lang w:val="ru-RU"/>
-        </w:rPr>
-        <w:t>7</w:t>
-      </w:r>
-      <w:r>
-        <w:rPr>
-          <w:sz w:val="28"/>
-          <w:szCs w:val="28"/>
-          <w:lang w:val="ru-RU"/>
-        </w:rPr>
-        <w:t>4, колонка 5</w:t>
-      </w:r>
-      <w:r>
-        <w:rPr>
-          <w:sz w:val="28"/>
-          <w:szCs w:val="28"/>
-          <w:lang w:val="ru-RU"/>
-        </w:rPr>
-        <w:t>5</w:t>
-      </w:r>
-      <w:r>
-        <w:rPr>
-          <w:sz w:val="28"/>
-          <w:szCs w:val="28"/>
-          <w:lang w:val="ru-RU"/>
-        </w:rPr>
-        <w:t xml:space="preserve"> в  строку </w:t>
-      </w:r>
-      <w:r>
-        <w:rPr>
-          <w:sz w:val="28"/>
-          <w:szCs w:val="28"/>
-          <w:lang w:val="ru-RU"/>
-        </w:rPr>
-        <w:t>7</w:t>
+        <w:t>Строка 74, колонка 55 в  строку 7</w:t>
       </w:r>
       <w:r>
         <w:rPr>
@@ -4308,7 +4046,7 @@
         <w:pStyle w:val="Normal"/>
         <w:numPr>
           <w:ilvl w:val="0"/>
-          <w:numId w:val="2"/>
+          <w:numId w:val="1"/>
         </w:numPr>
         <w:bidi w:val="0"/>
         <w:spacing w:lineRule="auto" w:line="360"/>
@@ -4421,7 +4159,7 @@
         <w:pStyle w:val="31213123"/>
         <w:numPr>
           <w:ilvl w:val="0"/>
-          <w:numId w:val="2"/>
+          <w:numId w:val="1"/>
         </w:numPr>
         <w:bidi w:val="0"/>
         <w:spacing w:lineRule="auto" w:line="360"/>
@@ -4438,15 +4176,7 @@
           <w:szCs w:val="28"/>
           <w:lang w:val="ru-RU"/>
         </w:rPr>
-        <w:t xml:space="preserve">Строка </w:t>
-      </w:r>
-      <w:r>
-        <w:rPr>
-          <w:sz w:val="28"/>
-          <w:szCs w:val="28"/>
-          <w:lang w:val="ru-RU"/>
-        </w:rPr>
-        <w:t>7</w:t>
+        <w:t>Строка 7</w:t>
       </w:r>
       <w:r>
         <w:rPr>
@@ -4462,31 +4192,7 @@
           <w:szCs w:val="28"/>
           <w:lang w:val="ru-RU"/>
         </w:rPr>
-        <w:t>, колонка 5</w:t>
-      </w:r>
-      <w:r>
-        <w:rPr>
-          <w:sz w:val="28"/>
-          <w:szCs w:val="28"/>
-          <w:lang w:val="ru-RU"/>
-        </w:rPr>
-        <w:t>7</w:t>
-      </w:r>
-      <w:r>
-        <w:rPr>
-          <w:sz w:val="28"/>
-          <w:szCs w:val="28"/>
-          <w:lang w:val="ru-RU"/>
-        </w:rPr>
-        <w:t xml:space="preserve"> в  строку </w:t>
-      </w:r>
-      <w:r>
-        <w:rPr>
-          <w:sz w:val="28"/>
-          <w:szCs w:val="28"/>
-          <w:lang w:val="ru-RU"/>
-        </w:rPr>
-        <w:t>7</w:t>
+        <w:t>, колонка 57 в  строку 7</w:t>
       </w:r>
       <w:r>
         <w:rPr>
@@ -4558,7 +4264,7 @@
         <w:pStyle w:val="Normal"/>
         <w:numPr>
           <w:ilvl w:val="0"/>
-          <w:numId w:val="2"/>
+          <w:numId w:val="1"/>
         </w:numPr>
         <w:bidi w:val="0"/>
         <w:spacing w:lineRule="auto" w:line="360"/>
@@ -4671,7 +4377,7 @@
         <w:pStyle w:val="31213123"/>
         <w:numPr>
           <w:ilvl w:val="0"/>
-          <w:numId w:val="2"/>
+          <w:numId w:val="1"/>
         </w:numPr>
         <w:bidi w:val="0"/>
         <w:spacing w:lineRule="auto" w:line="360"/>
@@ -4688,47 +4394,7 @@
           <w:szCs w:val="28"/>
           <w:lang w:val="ru-RU"/>
         </w:rPr>
-        <w:t xml:space="preserve">Строка </w:t>
-      </w:r>
-      <w:r>
-        <w:rPr>
-          <w:sz w:val="28"/>
-          <w:szCs w:val="28"/>
-          <w:lang w:val="ru-RU"/>
-        </w:rPr>
-        <w:t>8</w:t>
-      </w:r>
-      <w:r>
-        <w:rPr>
-          <w:sz w:val="28"/>
-          <w:szCs w:val="28"/>
-          <w:lang w:val="ru-RU"/>
-        </w:rPr>
-        <w:t>4, колонка 5</w:t>
-      </w:r>
-      <w:r>
-        <w:rPr>
-          <w:sz w:val="28"/>
-          <w:szCs w:val="28"/>
-          <w:lang w:val="ru-RU"/>
-        </w:rPr>
-        <w:t>5</w:t>
-      </w:r>
-      <w:r>
-        <w:rPr>
-          <w:sz w:val="28"/>
-          <w:szCs w:val="28"/>
-          <w:lang w:val="ru-RU"/>
-        </w:rPr>
-        <w:t xml:space="preserve"> в  строку </w:t>
-      </w:r>
-      <w:r>
-        <w:rPr>
-          <w:sz w:val="28"/>
-          <w:szCs w:val="28"/>
-          <w:lang w:val="ru-RU"/>
-        </w:rPr>
-        <w:t>8</w:t>
+        <w:t>Строка 84, колонка 55 в  строку 8</w:t>
       </w:r>
       <w:r>
         <w:rPr>
@@ -4800,7 +4466,7 @@
         <w:pStyle w:val="Normal"/>
         <w:numPr>
           <w:ilvl w:val="0"/>
-          <w:numId w:val="2"/>
+          <w:numId w:val="1"/>
         </w:numPr>
         <w:bidi w:val="0"/>
         <w:spacing w:lineRule="auto" w:line="360"/>
@@ -4913,7 +4579,7 @@
         <w:pStyle w:val="31213123"/>
         <w:numPr>
           <w:ilvl w:val="0"/>
-          <w:numId w:val="2"/>
+          <w:numId w:val="1"/>
         </w:numPr>
         <w:bidi w:val="0"/>
         <w:spacing w:lineRule="auto" w:line="360"/>
@@ -4930,13 +4596,29 @@
           <w:szCs w:val="28"/>
           <w:lang w:val="ru-RU"/>
         </w:rPr>
-        <w:t xml:space="preserve">Строка </w:t>
-      </w:r>
-      <w:r>
-        <w:rPr>
-          <w:sz w:val="28"/>
-          <w:szCs w:val="28"/>
-          <w:lang w:val="ru-RU"/>
+        <w:t>Строка 8</w:t>
+      </w:r>
+      <w:r>
+        <w:rPr>
+          <w:sz w:val="28"/>
+          <w:szCs w:val="28"/>
+          <w:lang w:val="en-US"/>
+        </w:rPr>
+        <w:t>9</w:t>
+      </w:r>
+      <w:r>
+        <w:rPr>
+          <w:sz w:val="28"/>
+          <w:szCs w:val="28"/>
+          <w:lang w:val="ru-RU"/>
+        </w:rPr>
+        <w:t xml:space="preserve">, колонка 57 в  строку </w:t>
+      </w:r>
+      <w:r>
+        <w:rPr>
+          <w:sz w:val="28"/>
+          <w:szCs w:val="28"/>
+          <w:lang w:val="en-US"/>
         </w:rPr>
         <w:t>8</w:t>
       </w:r>
@@ -4944,57 +4626,9 @@
         <w:rPr>
           <w:sz w:val="28"/>
           <w:szCs w:val="28"/>
-          <w:lang w:val="en-US"/>
-        </w:rPr>
-        <w:t>9</w:t>
-      </w:r>
-      <w:r>
-        <w:rPr>
-          <w:sz w:val="28"/>
-          <w:szCs w:val="28"/>
-          <w:lang w:val="ru-RU"/>
-        </w:rPr>
-        <w:t>, колонка 5</w:t>
-      </w:r>
-      <w:r>
-        <w:rPr>
-          <w:sz w:val="28"/>
-          <w:szCs w:val="28"/>
-          <w:lang w:val="ru-RU"/>
-        </w:rPr>
-        <w:t>7</w:t>
-      </w:r>
-      <w:r>
-        <w:rPr>
-          <w:sz w:val="28"/>
-          <w:szCs w:val="28"/>
-          <w:lang w:val="ru-RU"/>
-        </w:rPr>
-        <w:t xml:space="preserve"> в  строку </w:t>
-      </w:r>
-      <w:r>
-        <w:rPr>
-          <w:sz w:val="28"/>
-          <w:szCs w:val="28"/>
-          <w:lang w:val="en-US"/>
-        </w:rPr>
-        <w:t>8</w:t>
-      </w:r>
-      <w:r>
-        <w:rPr>
-          <w:sz w:val="28"/>
-          <w:szCs w:val="28"/>
-          <w:lang w:val="ru-RU"/>
-        </w:rPr>
-        <w:t>9</w:t>
-      </w:r>
-      <w:r>
-        <w:rPr>
-          <w:sz w:val="28"/>
-          <w:szCs w:val="28"/>
-          <w:lang w:val="ru-RU"/>
-        </w:rPr>
-        <w:t>, колонка 56 — элемент с тегом &lt;</w:t>
+          <w:lang w:val="ru-RU"/>
+        </w:rPr>
+        <w:t>9, колонка 56 — элемент с тегом &lt;</w:t>
       </w:r>
       <w:r>
         <w:rPr>
@@ -5050,7 +4684,7 @@
         <w:pStyle w:val="Normal"/>
         <w:numPr>
           <w:ilvl w:val="0"/>
-          <w:numId w:val="2"/>
+          <w:numId w:val="1"/>
         </w:numPr>
         <w:bidi w:val="0"/>
         <w:spacing w:lineRule="auto" w:line="360"/>
@@ -5163,7 +4797,7 @@
         <w:pStyle w:val="31213123"/>
         <w:numPr>
           <w:ilvl w:val="0"/>
-          <w:numId w:val="2"/>
+          <w:numId w:val="1"/>
         </w:numPr>
         <w:bidi w:val="0"/>
         <w:spacing w:lineRule="auto" w:line="360"/>
@@ -5180,15 +4814,7 @@
           <w:szCs w:val="28"/>
           <w:lang w:val="ru-RU"/>
         </w:rPr>
-        <w:t xml:space="preserve">Строка </w:t>
-      </w:r>
-      <w:r>
-        <w:rPr>
-          <w:sz w:val="28"/>
-          <w:szCs w:val="28"/>
-          <w:lang w:val="ru-RU"/>
-        </w:rPr>
-        <w:t>9</w:t>
+        <w:t>Строка 9</w:t>
       </w:r>
       <w:r>
         <w:rPr>
@@ -5204,39 +4830,7 @@
           <w:szCs w:val="28"/>
           <w:lang w:val="ru-RU"/>
         </w:rPr>
-        <w:t>, колонка 5</w:t>
-      </w:r>
-      <w:r>
-        <w:rPr>
-          <w:sz w:val="28"/>
-          <w:szCs w:val="28"/>
-          <w:lang w:val="ru-RU"/>
-        </w:rPr>
-        <w:t>5</w:t>
-      </w:r>
-      <w:r>
-        <w:rPr>
-          <w:sz w:val="28"/>
-          <w:szCs w:val="28"/>
-          <w:lang w:val="ru-RU"/>
-        </w:rPr>
-        <w:t xml:space="preserve"> в  строку </w:t>
-      </w:r>
-      <w:r>
-        <w:rPr>
-          <w:sz w:val="28"/>
-          <w:szCs w:val="28"/>
-          <w:lang w:val="ru-RU"/>
-        </w:rPr>
-        <w:t>9</w:t>
-      </w:r>
-      <w:r>
-        <w:rPr>
-          <w:sz w:val="28"/>
-          <w:szCs w:val="28"/>
-          <w:lang w:val="ru-RU"/>
-        </w:rPr>
-        <w:t>4, колонка 56 — элемент с тегом &lt;</w:t>
+        <w:t>, колонка 55 в  строку 94, колонка 56 — элемент с тегом &lt;</w:t>
       </w:r>
       <w:r>
         <w:rPr>
@@ -5292,7 +4886,7 @@
         <w:pStyle w:val="Normal"/>
         <w:numPr>
           <w:ilvl w:val="0"/>
-          <w:numId w:val="2"/>
+          <w:numId w:val="1"/>
         </w:numPr>
         <w:bidi w:val="0"/>
         <w:spacing w:lineRule="auto" w:line="360"/>
@@ -5405,7 +4999,7 @@
         <w:pStyle w:val="31213123"/>
         <w:numPr>
           <w:ilvl w:val="0"/>
-          <w:numId w:val="2"/>
+          <w:numId w:val="1"/>
         </w:numPr>
         <w:bidi w:val="0"/>
         <w:spacing w:lineRule="auto" w:line="360"/>
@@ -5422,13 +5016,13 @@
           <w:szCs w:val="28"/>
           <w:lang w:val="ru-RU"/>
         </w:rPr>
-        <w:t xml:space="preserve">Строка </w:t>
-      </w:r>
-      <w:r>
-        <w:rPr>
-          <w:sz w:val="28"/>
-          <w:szCs w:val="28"/>
-          <w:lang w:val="ru-RU"/>
+        <w:t>Строка 9</w:t>
+      </w:r>
+      <w:r>
+        <w:rPr>
+          <w:sz w:val="28"/>
+          <w:szCs w:val="28"/>
+          <w:lang w:val="en-US"/>
         </w:rPr>
         <w:t>9</w:t>
       </w:r>
@@ -5436,6 +5030,14 @@
         <w:rPr>
           <w:sz w:val="28"/>
           <w:szCs w:val="28"/>
+          <w:lang w:val="ru-RU"/>
+        </w:rPr>
+        <w:t>, колонка 57 в  строку 9</w:t>
+      </w:r>
+      <w:r>
+        <w:rPr>
+          <w:sz w:val="28"/>
+          <w:szCs w:val="28"/>
           <w:lang w:val="en-US"/>
         </w:rPr>
         <w:t>9</w:t>
@@ -5446,55 +5048,7 @@
           <w:szCs w:val="28"/>
           <w:lang w:val="ru-RU"/>
         </w:rPr>
-        <w:t>, колонка 5</w:t>
-      </w:r>
-      <w:r>
-        <w:rPr>
-          <w:sz w:val="28"/>
-          <w:szCs w:val="28"/>
-          <w:lang w:val="ru-RU"/>
-        </w:rPr>
-        <w:t>7</w:t>
-      </w:r>
-      <w:r>
-        <w:rPr>
-          <w:sz w:val="28"/>
-          <w:szCs w:val="28"/>
-          <w:lang w:val="ru-RU"/>
-        </w:rPr>
-        <w:t xml:space="preserve"> в  строку </w:t>
-      </w:r>
-      <w:r>
-        <w:rPr>
-          <w:sz w:val="28"/>
-          <w:szCs w:val="28"/>
-          <w:lang w:val="ru-RU"/>
-        </w:rPr>
-        <w:t>9</w:t>
-      </w:r>
-      <w:r>
-        <w:rPr>
-          <w:sz w:val="28"/>
-          <w:szCs w:val="28"/>
-          <w:lang w:val="en-US"/>
-        </w:rPr>
-        <w:t>9</w:t>
-      </w:r>
-      <w:r>
-        <w:rPr>
-          <w:sz w:val="28"/>
-          <w:szCs w:val="28"/>
-          <w:lang w:val="ru-RU"/>
-        </w:rPr>
-        <w:t xml:space="preserve">, колонка </w:t>
-      </w:r>
-      <w:r>
-        <w:rPr>
-          <w:sz w:val="28"/>
-          <w:szCs w:val="28"/>
-          <w:lang w:val="ru-RU"/>
-        </w:rPr>
-        <w:t>6</w:t>
+        <w:t>, колонка 6</w:t>
       </w:r>
       <w:r>
         <w:rPr>
@@ -5566,7 +5120,7 @@
         <w:pStyle w:val="Normal"/>
         <w:numPr>
           <w:ilvl w:val="0"/>
-          <w:numId w:val="2"/>
+          <w:numId w:val="1"/>
         </w:numPr>
         <w:bidi w:val="0"/>
         <w:spacing w:lineRule="auto" w:line="360"/>
@@ -5591,23 +5145,7 @@
           <w:szCs w:val="28"/>
           <w:lang w:val="en-US"/>
         </w:rPr>
-        <w:t>1</w:t>
-      </w:r>
-      <w:r>
-        <w:rPr>
-          <w:sz w:val="28"/>
-          <w:szCs w:val="28"/>
-          <w:lang w:val="en-US"/>
-        </w:rPr>
-        <w:t>0</w:t>
-      </w:r>
-      <w:r>
-        <w:rPr>
-          <w:sz w:val="28"/>
-          <w:szCs w:val="28"/>
-          <w:lang w:val="en-US"/>
-        </w:rPr>
-        <w:t>4</w:t>
+        <w:t>104</w:t>
       </w:r>
       <w:r>
         <w:rPr>
@@ -5623,23 +5161,7 @@
           <w:szCs w:val="28"/>
           <w:lang w:val="en-US"/>
         </w:rPr>
-        <w:t>1</w:t>
-      </w:r>
-      <w:r>
-        <w:rPr>
-          <w:sz w:val="28"/>
-          <w:szCs w:val="28"/>
-          <w:lang w:val="en-US"/>
-        </w:rPr>
-        <w:t>0</w:t>
-      </w:r>
-      <w:r>
-        <w:rPr>
-          <w:sz w:val="28"/>
-          <w:szCs w:val="28"/>
-          <w:lang w:val="en-US"/>
-        </w:rPr>
-        <w:t>4</w:t>
+        <w:t>104</w:t>
       </w:r>
       <w:r>
         <w:rPr>
@@ -5727,7 +5249,7 @@
         <w:pStyle w:val="31213123"/>
         <w:numPr>
           <w:ilvl w:val="0"/>
-          <w:numId w:val="2"/>
+          <w:numId w:val="1"/>
         </w:numPr>
         <w:bidi w:val="0"/>
         <w:spacing w:lineRule="auto" w:line="360"/>
@@ -5752,23 +5274,7 @@
           <w:szCs w:val="28"/>
           <w:lang w:val="en-US"/>
         </w:rPr>
-        <w:t>1</w:t>
-      </w:r>
-      <w:r>
-        <w:rPr>
-          <w:sz w:val="28"/>
-          <w:szCs w:val="28"/>
-          <w:lang w:val="en-US"/>
-        </w:rPr>
-        <w:t>0</w:t>
-      </w:r>
-      <w:r>
-        <w:rPr>
-          <w:sz w:val="28"/>
-          <w:szCs w:val="28"/>
-          <w:lang w:val="en-US"/>
-        </w:rPr>
-        <w:t>4</w:t>
+        <w:t>104</w:t>
       </w:r>
       <w:r>
         <w:rPr>
@@ -5784,15 +5290,7 @@
           <w:szCs w:val="28"/>
           <w:lang w:val="en-US"/>
         </w:rPr>
-        <w:t>5</w:t>
-      </w:r>
-      <w:r>
-        <w:rPr>
-          <w:sz w:val="28"/>
-          <w:szCs w:val="28"/>
-          <w:lang w:val="en-US"/>
-        </w:rPr>
-        <w:t>5</w:t>
+        <w:t>55</w:t>
       </w:r>
       <w:r>
         <w:rPr>
@@ -5808,39 +5306,15 @@
           <w:szCs w:val="28"/>
           <w:lang w:val="en-US"/>
         </w:rPr>
-        <w:t>1</w:t>
-      </w:r>
-      <w:r>
-        <w:rPr>
-          <w:sz w:val="28"/>
-          <w:szCs w:val="28"/>
-          <w:lang w:val="en-US"/>
-        </w:rPr>
-        <w:t>0</w:t>
-      </w:r>
-      <w:r>
-        <w:rPr>
-          <w:sz w:val="28"/>
-          <w:szCs w:val="28"/>
-          <w:lang w:val="en-US"/>
-        </w:rPr>
-        <w:t>4</w:t>
-      </w:r>
-      <w:r>
-        <w:rPr>
-          <w:sz w:val="28"/>
-          <w:szCs w:val="28"/>
-          <w:lang w:val="ru-RU"/>
-        </w:rPr>
-        <w:t xml:space="preserve">, колонка </w:t>
-      </w:r>
-      <w:r>
-        <w:rPr>
-          <w:sz w:val="28"/>
-          <w:szCs w:val="28"/>
-          <w:lang w:val="ru-RU"/>
-        </w:rPr>
-        <w:t>6</w:t>
+        <w:t>104</w:t>
+      </w:r>
+      <w:r>
+        <w:rPr>
+          <w:sz w:val="28"/>
+          <w:szCs w:val="28"/>
+          <w:lang w:val="ru-RU"/>
+        </w:rPr>
+        <w:t>, колонка 6</w:t>
       </w:r>
       <w:r>
         <w:rPr>
@@ -5912,7 +5386,7 @@
         <w:pStyle w:val="Normal"/>
         <w:numPr>
           <w:ilvl w:val="0"/>
-          <w:numId w:val="2"/>
+          <w:numId w:val="1"/>
         </w:numPr>
         <w:bidi w:val="0"/>
         <w:spacing w:lineRule="auto" w:line="360"/>
@@ -5937,15 +5411,7 @@
           <w:szCs w:val="28"/>
           <w:lang w:val="en-US"/>
         </w:rPr>
-        <w:t>1</w:t>
-      </w:r>
-      <w:r>
-        <w:rPr>
-          <w:sz w:val="28"/>
-          <w:szCs w:val="28"/>
-          <w:lang w:val="en-US"/>
-        </w:rPr>
-        <w:t>09</w:t>
+        <w:t>109</w:t>
       </w:r>
       <w:r>
         <w:rPr>
@@ -5961,15 +5427,7 @@
           <w:szCs w:val="28"/>
           <w:lang w:val="en-US"/>
         </w:rPr>
-        <w:t>1</w:t>
-      </w:r>
-      <w:r>
-        <w:rPr>
-          <w:sz w:val="28"/>
-          <w:szCs w:val="28"/>
-          <w:lang w:val="en-US"/>
-        </w:rPr>
-        <w:t>09</w:t>
+        <w:t>109</w:t>
       </w:r>
       <w:r>
         <w:rPr>
@@ -6057,7 +5515,7 @@
         <w:pStyle w:val="31213123"/>
         <w:numPr>
           <w:ilvl w:val="0"/>
-          <w:numId w:val="2"/>
+          <w:numId w:val="1"/>
         </w:numPr>
         <w:bidi w:val="0"/>
         <w:spacing w:lineRule="auto" w:line="360"/>
@@ -6074,15 +5532,7 @@
           <w:szCs w:val="28"/>
           <w:lang w:val="ru-RU"/>
         </w:rPr>
-        <w:t>Строка 1</w:t>
-      </w:r>
-      <w:r>
-        <w:rPr>
-          <w:sz w:val="28"/>
-          <w:szCs w:val="28"/>
-          <w:lang w:val="ru-RU"/>
-        </w:rPr>
-        <w:t>0</w:t>
+        <w:t>Строка 10</w:t>
       </w:r>
       <w:r>
         <w:rPr>
@@ -6098,31 +5548,7 @@
           <w:szCs w:val="28"/>
           <w:lang w:val="ru-RU"/>
         </w:rPr>
-        <w:t>, колонка 5</w:t>
-      </w:r>
-      <w:r>
-        <w:rPr>
-          <w:sz w:val="28"/>
-          <w:szCs w:val="28"/>
-          <w:lang w:val="ru-RU"/>
-        </w:rPr>
-        <w:t>7</w:t>
-      </w:r>
-      <w:r>
-        <w:rPr>
-          <w:sz w:val="28"/>
-          <w:szCs w:val="28"/>
-          <w:lang w:val="ru-RU"/>
-        </w:rPr>
-        <w:t xml:space="preserve"> в  строку 1</w:t>
-      </w:r>
-      <w:r>
-        <w:rPr>
-          <w:sz w:val="28"/>
-          <w:szCs w:val="28"/>
-          <w:lang w:val="ru-RU"/>
-        </w:rPr>
-        <w:t>0</w:t>
+        <w:t>, колонка 57 в  строку 10</w:t>
       </w:r>
       <w:r>
         <w:rPr>
@@ -6138,15 +5564,7 @@
           <w:szCs w:val="28"/>
           <w:lang w:val="ru-RU"/>
         </w:rPr>
-        <w:t xml:space="preserve">, колонка </w:t>
-      </w:r>
-      <w:r>
-        <w:rPr>
-          <w:sz w:val="28"/>
-          <w:szCs w:val="28"/>
-          <w:lang w:val="ru-RU"/>
-        </w:rPr>
-        <w:t>6</w:t>
+        <w:t>, колонка 6</w:t>
       </w:r>
       <w:r>
         <w:rPr>
@@ -6218,7 +5636,7 @@
         <w:pStyle w:val="Normal"/>
         <w:numPr>
           <w:ilvl w:val="0"/>
-          <w:numId w:val="2"/>
+          <w:numId w:val="1"/>
         </w:numPr>
         <w:bidi w:val="0"/>
         <w:spacing w:lineRule="auto" w:line="360"/>
@@ -6243,23 +5661,7 @@
           <w:szCs w:val="28"/>
           <w:lang w:val="en-US"/>
         </w:rPr>
-        <w:t>1</w:t>
-      </w:r>
-      <w:r>
-        <w:rPr>
-          <w:sz w:val="28"/>
-          <w:szCs w:val="28"/>
-          <w:lang w:val="en-US"/>
-        </w:rPr>
-        <w:t>1</w:t>
-      </w:r>
-      <w:r>
-        <w:rPr>
-          <w:sz w:val="28"/>
-          <w:szCs w:val="28"/>
-          <w:lang w:val="en-US"/>
-        </w:rPr>
-        <w:t>4</w:t>
+        <w:t>114</w:t>
       </w:r>
       <w:r>
         <w:rPr>
@@ -6275,23 +5677,7 @@
           <w:szCs w:val="28"/>
           <w:lang w:val="en-US"/>
         </w:rPr>
-        <w:t>1</w:t>
-      </w:r>
-      <w:r>
-        <w:rPr>
-          <w:sz w:val="28"/>
-          <w:szCs w:val="28"/>
-          <w:lang w:val="en-US"/>
-        </w:rPr>
-        <w:t>1</w:t>
-      </w:r>
-      <w:r>
-        <w:rPr>
-          <w:sz w:val="28"/>
-          <w:szCs w:val="28"/>
-          <w:lang w:val="en-US"/>
-        </w:rPr>
-        <w:t>4</w:t>
+        <w:t>114</w:t>
       </w:r>
       <w:r>
         <w:rPr>
@@ -6379,7 +5765,7 @@
         <w:pStyle w:val="31213123"/>
         <w:numPr>
           <w:ilvl w:val="0"/>
-          <w:numId w:val="2"/>
+          <w:numId w:val="1"/>
         </w:numPr>
         <w:bidi w:val="0"/>
         <w:spacing w:lineRule="auto" w:line="360"/>
@@ -6404,87 +5790,31 @@
           <w:szCs w:val="28"/>
           <w:lang w:val="en-US"/>
         </w:rPr>
-        <w:t>1</w:t>
-      </w:r>
-      <w:r>
-        <w:rPr>
-          <w:sz w:val="28"/>
-          <w:szCs w:val="28"/>
-          <w:lang w:val="en-US"/>
-        </w:rPr>
-        <w:t>1</w:t>
-      </w:r>
-      <w:r>
-        <w:rPr>
-          <w:sz w:val="28"/>
-          <w:szCs w:val="28"/>
-          <w:lang w:val="en-US"/>
-        </w:rPr>
-        <w:t>4</w:t>
-      </w:r>
-      <w:r>
-        <w:rPr>
-          <w:sz w:val="28"/>
-          <w:szCs w:val="28"/>
-          <w:lang w:val="ru-RU"/>
-        </w:rPr>
-        <w:t>, колонка 5</w:t>
-      </w:r>
-      <w:r>
-        <w:rPr>
-          <w:sz w:val="28"/>
-          <w:szCs w:val="28"/>
-          <w:lang w:val="ru-RU"/>
-        </w:rPr>
-        <w:t>5</w:t>
-      </w:r>
-      <w:r>
-        <w:rPr>
-          <w:sz w:val="28"/>
-          <w:szCs w:val="28"/>
-          <w:lang w:val="ru-RU"/>
-        </w:rPr>
-        <w:t xml:space="preserve"> в  строку </w:t>
-      </w:r>
-      <w:r>
-        <w:rPr>
-          <w:sz w:val="28"/>
-          <w:szCs w:val="28"/>
-          <w:lang w:val="en-US"/>
-        </w:rPr>
-        <w:t>1</w:t>
-      </w:r>
-      <w:r>
-        <w:rPr>
-          <w:sz w:val="28"/>
-          <w:szCs w:val="28"/>
-          <w:lang w:val="en-US"/>
-        </w:rPr>
-        <w:t>1</w:t>
-      </w:r>
-      <w:r>
-        <w:rPr>
-          <w:sz w:val="28"/>
-          <w:szCs w:val="28"/>
-          <w:lang w:val="en-US"/>
-        </w:rPr>
-        <w:t>4</w:t>
-      </w:r>
-      <w:r>
-        <w:rPr>
-          <w:sz w:val="28"/>
-          <w:szCs w:val="28"/>
-          <w:lang w:val="ru-RU"/>
-        </w:rPr>
-        <w:t xml:space="preserve">, колонка </w:t>
-      </w:r>
-      <w:r>
-        <w:rPr>
-          <w:sz w:val="28"/>
-          <w:szCs w:val="28"/>
-          <w:lang w:val="ru-RU"/>
-        </w:rPr>
-        <w:t>6</w:t>
+        <w:t>114</w:t>
+      </w:r>
+      <w:r>
+        <w:rPr>
+          <w:sz w:val="28"/>
+          <w:szCs w:val="28"/>
+          <w:lang w:val="ru-RU"/>
+        </w:rPr>
+        <w:t xml:space="preserve">, колонка 55 в  строку </w:t>
+      </w:r>
+      <w:r>
+        <w:rPr>
+          <w:sz w:val="28"/>
+          <w:szCs w:val="28"/>
+          <w:lang w:val="en-US"/>
+        </w:rPr>
+        <w:t>114</w:t>
+      </w:r>
+      <w:r>
+        <w:rPr>
+          <w:sz w:val="28"/>
+          <w:szCs w:val="28"/>
+          <w:lang w:val="ru-RU"/>
+        </w:rPr>
+        <w:t>, колонка 6</w:t>
       </w:r>
       <w:r>
         <w:rPr>
@@ -6556,7 +5886,7 @@
         <w:pStyle w:val="31213123"/>
         <w:numPr>
           <w:ilvl w:val="0"/>
-          <w:numId w:val="2"/>
+          <w:numId w:val="1"/>
         </w:numPr>
         <w:bidi w:val="0"/>
         <w:spacing w:lineRule="auto" w:line="360"/>
@@ -6581,23 +5911,39 @@
           <w:szCs w:val="28"/>
           <w:lang w:val="en-US"/>
         </w:rPr>
-        <w:t>1</w:t>
-      </w:r>
-      <w:r>
-        <w:rPr>
-          <w:sz w:val="28"/>
-          <w:szCs w:val="28"/>
-          <w:lang w:val="en-US"/>
-        </w:rPr>
-        <w:t>2</w:t>
-      </w:r>
-      <w:r>
-        <w:rPr>
-          <w:sz w:val="28"/>
-          <w:szCs w:val="28"/>
-          <w:lang w:val="en-US"/>
-        </w:rPr>
-        <w:t>4</w:t>
+        <w:t>124</w:t>
+      </w:r>
+      <w:r>
+        <w:rPr>
+          <w:sz w:val="28"/>
+          <w:szCs w:val="28"/>
+          <w:lang w:val="ru-RU"/>
+        </w:rPr>
+        <w:t>, колонка 9</w:t>
+      </w:r>
+      <w:r>
+        <w:rPr>
+          <w:sz w:val="28"/>
+          <w:szCs w:val="28"/>
+          <w:lang w:val="en-US"/>
+        </w:rPr>
+        <w:t>8</w:t>
+      </w:r>
+      <w:r>
+        <w:rPr>
+          <w:sz w:val="28"/>
+          <w:szCs w:val="28"/>
+          <w:lang w:val="ru-RU"/>
+        </w:rPr>
+        <w:t xml:space="preserve"> в  строку </w:t>
+      </w:r>
+      <w:r>
+        <w:rPr>
+          <w:sz w:val="28"/>
+          <w:szCs w:val="28"/>
+          <w:lang w:val="en-US"/>
+        </w:rPr>
+        <w:t>124</w:t>
       </w:r>
       <w:r>
         <w:rPr>
@@ -6611,62 +5957,6 @@
         <w:rPr>
           <w:sz w:val="28"/>
           <w:szCs w:val="28"/>
-          <w:lang w:val="ru-RU"/>
-        </w:rPr>
-        <w:t>9</w:t>
-      </w:r>
-      <w:r>
-        <w:rPr>
-          <w:sz w:val="28"/>
-          <w:szCs w:val="28"/>
-          <w:lang w:val="en-US"/>
-        </w:rPr>
-        <w:t>8</w:t>
-      </w:r>
-      <w:r>
-        <w:rPr>
-          <w:sz w:val="28"/>
-          <w:szCs w:val="28"/>
-          <w:lang w:val="ru-RU"/>
-        </w:rPr>
-        <w:t xml:space="preserve"> в  строку </w:t>
-      </w:r>
-      <w:r>
-        <w:rPr>
-          <w:sz w:val="28"/>
-          <w:szCs w:val="28"/>
-          <w:lang w:val="en-US"/>
-        </w:rPr>
-        <w:t>1</w:t>
-      </w:r>
-      <w:r>
-        <w:rPr>
-          <w:sz w:val="28"/>
-          <w:szCs w:val="28"/>
-          <w:lang w:val="en-US"/>
-        </w:rPr>
-        <w:t>2</w:t>
-      </w:r>
-      <w:r>
-        <w:rPr>
-          <w:sz w:val="28"/>
-          <w:szCs w:val="28"/>
-          <w:lang w:val="en-US"/>
-        </w:rPr>
-        <w:t>4</w:t>
-      </w:r>
-      <w:r>
-        <w:rPr>
-          <w:sz w:val="28"/>
-          <w:szCs w:val="28"/>
-          <w:lang w:val="ru-RU"/>
-        </w:rPr>
-        <w:t xml:space="preserve">, колонка </w:t>
-      </w:r>
-      <w:r>
-        <w:rPr>
-          <w:sz w:val="28"/>
-          <w:szCs w:val="28"/>
           <w:lang w:val="en-US"/>
         </w:rPr>
         <w:t>105</w:t>
@@ -6677,15 +5967,7 @@
           <w:szCs w:val="28"/>
           <w:lang w:val="ru-RU"/>
         </w:rPr>
-        <w:t xml:space="preserve"> — </w:t>
-      </w:r>
-      <w:r>
-        <w:rPr>
-          <w:sz w:val="28"/>
-          <w:szCs w:val="28"/>
-          <w:lang w:val="ru-RU"/>
-        </w:rPr>
-        <w:t>элемент с тегом &lt;</w:t>
+        <w:t xml:space="preserve"> — элемент с тегом &lt;</w:t>
       </w:r>
       <w:r>
         <w:rPr>
@@ -6741,7 +6023,7 @@
         <w:pStyle w:val="31213123"/>
         <w:numPr>
           <w:ilvl w:val="0"/>
-          <w:numId w:val="2"/>
+          <w:numId w:val="1"/>
         </w:numPr>
         <w:bidi w:val="0"/>
         <w:spacing w:lineRule="auto" w:line="360"/>
@@ -6766,15 +6048,39 @@
           <w:szCs w:val="28"/>
           <w:lang w:val="en-US"/>
         </w:rPr>
-        <w:t>1</w:t>
-      </w:r>
-      <w:r>
-        <w:rPr>
-          <w:sz w:val="28"/>
-          <w:szCs w:val="28"/>
-          <w:lang w:val="en-US"/>
-        </w:rPr>
-        <w:t>28</w:t>
+        <w:t>128</w:t>
+      </w:r>
+      <w:r>
+        <w:rPr>
+          <w:sz w:val="28"/>
+          <w:szCs w:val="28"/>
+          <w:lang w:val="ru-RU"/>
+        </w:rPr>
+        <w:t>, колонка 9</w:t>
+      </w:r>
+      <w:r>
+        <w:rPr>
+          <w:sz w:val="28"/>
+          <w:szCs w:val="28"/>
+          <w:lang w:val="en-US"/>
+        </w:rPr>
+        <w:t>8</w:t>
+      </w:r>
+      <w:r>
+        <w:rPr>
+          <w:sz w:val="28"/>
+          <w:szCs w:val="28"/>
+          <w:lang w:val="ru-RU"/>
+        </w:rPr>
+        <w:t xml:space="preserve"> в  строку </w:t>
+      </w:r>
+      <w:r>
+        <w:rPr>
+          <w:sz w:val="28"/>
+          <w:szCs w:val="28"/>
+          <w:lang w:val="en-US"/>
+        </w:rPr>
+        <w:t>124</w:t>
       </w:r>
       <w:r>
         <w:rPr>
@@ -6788,62 +6094,6 @@
         <w:rPr>
           <w:sz w:val="28"/>
           <w:szCs w:val="28"/>
-          <w:lang w:val="ru-RU"/>
-        </w:rPr>
-        <w:t>9</w:t>
-      </w:r>
-      <w:r>
-        <w:rPr>
-          <w:sz w:val="28"/>
-          <w:szCs w:val="28"/>
-          <w:lang w:val="en-US"/>
-        </w:rPr>
-        <w:t>8</w:t>
-      </w:r>
-      <w:r>
-        <w:rPr>
-          <w:sz w:val="28"/>
-          <w:szCs w:val="28"/>
-          <w:lang w:val="ru-RU"/>
-        </w:rPr>
-        <w:t xml:space="preserve"> в  строку </w:t>
-      </w:r>
-      <w:r>
-        <w:rPr>
-          <w:sz w:val="28"/>
-          <w:szCs w:val="28"/>
-          <w:lang w:val="en-US"/>
-        </w:rPr>
-        <w:t>1</w:t>
-      </w:r>
-      <w:r>
-        <w:rPr>
-          <w:sz w:val="28"/>
-          <w:szCs w:val="28"/>
-          <w:lang w:val="en-US"/>
-        </w:rPr>
-        <w:t>2</w:t>
-      </w:r>
-      <w:r>
-        <w:rPr>
-          <w:sz w:val="28"/>
-          <w:szCs w:val="28"/>
-          <w:lang w:val="en-US"/>
-        </w:rPr>
-        <w:t>4</w:t>
-      </w:r>
-      <w:r>
-        <w:rPr>
-          <w:sz w:val="28"/>
-          <w:szCs w:val="28"/>
-          <w:lang w:val="ru-RU"/>
-        </w:rPr>
-        <w:t xml:space="preserve">, колонка </w:t>
-      </w:r>
-      <w:r>
-        <w:rPr>
-          <w:sz w:val="28"/>
-          <w:szCs w:val="28"/>
           <w:lang w:val="en-US"/>
         </w:rPr>
         <w:t>105</w:t>
@@ -6854,15 +6104,7 @@
           <w:szCs w:val="28"/>
           <w:lang w:val="ru-RU"/>
         </w:rPr>
-        <w:t xml:space="preserve"> — </w:t>
-      </w:r>
-      <w:r>
-        <w:rPr>
-          <w:sz w:val="28"/>
-          <w:szCs w:val="28"/>
-          <w:lang w:val="ru-RU"/>
-        </w:rPr>
-        <w:t>элемент с тегом &lt;</w:t>
+        <w:t xml:space="preserve"> — элемент с тегом &lt;</w:t>
       </w:r>
       <w:r>
         <w:rPr>
@@ -6918,7 +6160,7 @@
         <w:pStyle w:val="31213123"/>
         <w:numPr>
           <w:ilvl w:val="0"/>
-          <w:numId w:val="2"/>
+          <w:numId w:val="1"/>
         </w:numPr>
         <w:bidi w:val="0"/>
         <w:spacing w:lineRule="auto" w:line="360"/>
@@ -6943,15 +6185,39 @@
           <w:szCs w:val="28"/>
           <w:lang w:val="en-US"/>
         </w:rPr>
-        <w:t>1</w:t>
-      </w:r>
-      <w:r>
-        <w:rPr>
-          <w:sz w:val="28"/>
-          <w:szCs w:val="28"/>
-          <w:lang w:val="en-US"/>
-        </w:rPr>
-        <w:t>32</w:t>
+        <w:t>132</w:t>
+      </w:r>
+      <w:r>
+        <w:rPr>
+          <w:sz w:val="28"/>
+          <w:szCs w:val="28"/>
+          <w:lang w:val="ru-RU"/>
+        </w:rPr>
+        <w:t>, колонка 9</w:t>
+      </w:r>
+      <w:r>
+        <w:rPr>
+          <w:sz w:val="28"/>
+          <w:szCs w:val="28"/>
+          <w:lang w:val="en-US"/>
+        </w:rPr>
+        <w:t>8</w:t>
+      </w:r>
+      <w:r>
+        <w:rPr>
+          <w:sz w:val="28"/>
+          <w:szCs w:val="28"/>
+          <w:lang w:val="ru-RU"/>
+        </w:rPr>
+        <w:t xml:space="preserve"> в  строку </w:t>
+      </w:r>
+      <w:r>
+        <w:rPr>
+          <w:sz w:val="28"/>
+          <w:szCs w:val="28"/>
+          <w:lang w:val="en-US"/>
+        </w:rPr>
+        <w:t>128</w:t>
       </w:r>
       <w:r>
         <w:rPr>
@@ -6965,54 +6231,6 @@
         <w:rPr>
           <w:sz w:val="28"/>
           <w:szCs w:val="28"/>
-          <w:lang w:val="ru-RU"/>
-        </w:rPr>
-        <w:t>9</w:t>
-      </w:r>
-      <w:r>
-        <w:rPr>
-          <w:sz w:val="28"/>
-          <w:szCs w:val="28"/>
-          <w:lang w:val="en-US"/>
-        </w:rPr>
-        <w:t>8</w:t>
-      </w:r>
-      <w:r>
-        <w:rPr>
-          <w:sz w:val="28"/>
-          <w:szCs w:val="28"/>
-          <w:lang w:val="ru-RU"/>
-        </w:rPr>
-        <w:t xml:space="preserve"> в  строку </w:t>
-      </w:r>
-      <w:r>
-        <w:rPr>
-          <w:sz w:val="28"/>
-          <w:szCs w:val="28"/>
-          <w:lang w:val="en-US"/>
-        </w:rPr>
-        <w:t>1</w:t>
-      </w:r>
-      <w:r>
-        <w:rPr>
-          <w:sz w:val="28"/>
-          <w:szCs w:val="28"/>
-          <w:lang w:val="en-US"/>
-        </w:rPr>
-        <w:t>28</w:t>
-      </w:r>
-      <w:r>
-        <w:rPr>
-          <w:sz w:val="28"/>
-          <w:szCs w:val="28"/>
-          <w:lang w:val="ru-RU"/>
-        </w:rPr>
-        <w:t xml:space="preserve">, колонка </w:t>
-      </w:r>
-      <w:r>
-        <w:rPr>
-          <w:sz w:val="28"/>
-          <w:szCs w:val="28"/>
           <w:lang w:val="en-US"/>
         </w:rPr>
         <w:t>105</w:t>
@@ -7023,15 +6241,7 @@
           <w:szCs w:val="28"/>
           <w:lang w:val="ru-RU"/>
         </w:rPr>
-        <w:t xml:space="preserve"> — </w:t>
-      </w:r>
-      <w:r>
-        <w:rPr>
-          <w:sz w:val="28"/>
-          <w:szCs w:val="28"/>
-          <w:lang w:val="ru-RU"/>
-        </w:rPr>
-        <w:t>элемент с тегом &lt;</w:t>
+        <w:t xml:space="preserve"> — элемент с тегом &lt;</w:t>
       </w:r>
       <w:r>
         <w:rPr>
@@ -7087,7 +6297,7 @@
         <w:pStyle w:val="31213123"/>
         <w:numPr>
           <w:ilvl w:val="0"/>
-          <w:numId w:val="2"/>
+          <w:numId w:val="1"/>
         </w:numPr>
         <w:bidi w:val="0"/>
         <w:spacing w:lineRule="auto" w:line="360"/>
@@ -7112,15 +6322,39 @@
           <w:szCs w:val="28"/>
           <w:lang w:val="en-US"/>
         </w:rPr>
-        <w:t>1</w:t>
-      </w:r>
-      <w:r>
-        <w:rPr>
-          <w:sz w:val="28"/>
-          <w:szCs w:val="28"/>
-          <w:lang w:val="en-US"/>
-        </w:rPr>
-        <w:t>36</w:t>
+        <w:t>136</w:t>
+      </w:r>
+      <w:r>
+        <w:rPr>
+          <w:sz w:val="28"/>
+          <w:szCs w:val="28"/>
+          <w:lang w:val="ru-RU"/>
+        </w:rPr>
+        <w:t>, колонка 9</w:t>
+      </w:r>
+      <w:r>
+        <w:rPr>
+          <w:sz w:val="28"/>
+          <w:szCs w:val="28"/>
+          <w:lang w:val="en-US"/>
+        </w:rPr>
+        <w:t>8</w:t>
+      </w:r>
+      <w:r>
+        <w:rPr>
+          <w:sz w:val="28"/>
+          <w:szCs w:val="28"/>
+          <w:lang w:val="ru-RU"/>
+        </w:rPr>
+        <w:t xml:space="preserve"> в  строку </w:t>
+      </w:r>
+      <w:r>
+        <w:rPr>
+          <w:sz w:val="28"/>
+          <w:szCs w:val="28"/>
+          <w:lang w:val="en-US"/>
+        </w:rPr>
+        <w:t>132</w:t>
       </w:r>
       <w:r>
         <w:rPr>
@@ -7134,54 +6368,6 @@
         <w:rPr>
           <w:sz w:val="28"/>
           <w:szCs w:val="28"/>
-          <w:lang w:val="ru-RU"/>
-        </w:rPr>
-        <w:t>9</w:t>
-      </w:r>
-      <w:r>
-        <w:rPr>
-          <w:sz w:val="28"/>
-          <w:szCs w:val="28"/>
-          <w:lang w:val="en-US"/>
-        </w:rPr>
-        <w:t>8</w:t>
-      </w:r>
-      <w:r>
-        <w:rPr>
-          <w:sz w:val="28"/>
-          <w:szCs w:val="28"/>
-          <w:lang w:val="ru-RU"/>
-        </w:rPr>
-        <w:t xml:space="preserve"> в  строку </w:t>
-      </w:r>
-      <w:r>
-        <w:rPr>
-          <w:sz w:val="28"/>
-          <w:szCs w:val="28"/>
-          <w:lang w:val="en-US"/>
-        </w:rPr>
-        <w:t>1</w:t>
-      </w:r>
-      <w:r>
-        <w:rPr>
-          <w:sz w:val="28"/>
-          <w:szCs w:val="28"/>
-          <w:lang w:val="en-US"/>
-        </w:rPr>
-        <w:t>32</w:t>
-      </w:r>
-      <w:r>
-        <w:rPr>
-          <w:sz w:val="28"/>
-          <w:szCs w:val="28"/>
-          <w:lang w:val="ru-RU"/>
-        </w:rPr>
-        <w:t xml:space="preserve">, колонка </w:t>
-      </w:r>
-      <w:r>
-        <w:rPr>
-          <w:sz w:val="28"/>
-          <w:szCs w:val="28"/>
           <w:lang w:val="en-US"/>
         </w:rPr>
         <w:t>105</w:t>
@@ -7192,15 +6378,7 @@
           <w:szCs w:val="28"/>
           <w:lang w:val="ru-RU"/>
         </w:rPr>
-        <w:t xml:space="preserve"> — </w:t>
-      </w:r>
-      <w:r>
-        <w:rPr>
-          <w:sz w:val="28"/>
-          <w:szCs w:val="28"/>
-          <w:lang w:val="ru-RU"/>
-        </w:rPr>
-        <w:t>элемент с тегом &lt;</w:t>
+        <w:t xml:space="preserve"> — элемент с тегом &lt;</w:t>
       </w:r>
       <w:r>
         <w:rPr>
@@ -7256,7 +6434,7 @@
         <w:pStyle w:val="31213123"/>
         <w:numPr>
           <w:ilvl w:val="0"/>
-          <w:numId w:val="2"/>
+          <w:numId w:val="1"/>
         </w:numPr>
         <w:bidi w:val="0"/>
         <w:spacing w:lineRule="auto" w:line="360"/>
@@ -7281,15 +6459,39 @@
           <w:szCs w:val="28"/>
           <w:lang w:val="en-US"/>
         </w:rPr>
-        <w:t>1</w:t>
-      </w:r>
-      <w:r>
-        <w:rPr>
-          <w:sz w:val="28"/>
-          <w:szCs w:val="28"/>
-          <w:lang w:val="en-US"/>
-        </w:rPr>
-        <w:t>40</w:t>
+        <w:t>140</w:t>
+      </w:r>
+      <w:r>
+        <w:rPr>
+          <w:sz w:val="28"/>
+          <w:szCs w:val="28"/>
+          <w:lang w:val="ru-RU"/>
+        </w:rPr>
+        <w:t>, колонка 9</w:t>
+      </w:r>
+      <w:r>
+        <w:rPr>
+          <w:sz w:val="28"/>
+          <w:szCs w:val="28"/>
+          <w:lang w:val="en-US"/>
+        </w:rPr>
+        <w:t>8</w:t>
+      </w:r>
+      <w:r>
+        <w:rPr>
+          <w:sz w:val="28"/>
+          <w:szCs w:val="28"/>
+          <w:lang w:val="ru-RU"/>
+        </w:rPr>
+        <w:t xml:space="preserve"> в  строку </w:t>
+      </w:r>
+      <w:r>
+        <w:rPr>
+          <w:sz w:val="28"/>
+          <w:szCs w:val="28"/>
+          <w:lang w:val="en-US"/>
+        </w:rPr>
+        <w:t>136</w:t>
       </w:r>
       <w:r>
         <w:rPr>
@@ -7303,54 +6505,6 @@
         <w:rPr>
           <w:sz w:val="28"/>
           <w:szCs w:val="28"/>
-          <w:lang w:val="ru-RU"/>
-        </w:rPr>
-        <w:t>9</w:t>
-      </w:r>
-      <w:r>
-        <w:rPr>
-          <w:sz w:val="28"/>
-          <w:szCs w:val="28"/>
-          <w:lang w:val="en-US"/>
-        </w:rPr>
-        <w:t>8</w:t>
-      </w:r>
-      <w:r>
-        <w:rPr>
-          <w:sz w:val="28"/>
-          <w:szCs w:val="28"/>
-          <w:lang w:val="ru-RU"/>
-        </w:rPr>
-        <w:t xml:space="preserve"> в  строку </w:t>
-      </w:r>
-      <w:r>
-        <w:rPr>
-          <w:sz w:val="28"/>
-          <w:szCs w:val="28"/>
-          <w:lang w:val="en-US"/>
-        </w:rPr>
-        <w:t>1</w:t>
-      </w:r>
-      <w:r>
-        <w:rPr>
-          <w:sz w:val="28"/>
-          <w:szCs w:val="28"/>
-          <w:lang w:val="en-US"/>
-        </w:rPr>
-        <w:t>36</w:t>
-      </w:r>
-      <w:r>
-        <w:rPr>
-          <w:sz w:val="28"/>
-          <w:szCs w:val="28"/>
-          <w:lang w:val="ru-RU"/>
-        </w:rPr>
-        <w:t xml:space="preserve">, колонка </w:t>
-      </w:r>
-      <w:r>
-        <w:rPr>
-          <w:sz w:val="28"/>
-          <w:szCs w:val="28"/>
           <w:lang w:val="en-US"/>
         </w:rPr>
         <w:t>105</w:t>
@@ -7361,15 +6515,7 @@
           <w:szCs w:val="28"/>
           <w:lang w:val="ru-RU"/>
         </w:rPr>
-        <w:t xml:space="preserve"> — </w:t>
-      </w:r>
-      <w:r>
-        <w:rPr>
-          <w:sz w:val="28"/>
-          <w:szCs w:val="28"/>
-          <w:lang w:val="ru-RU"/>
-        </w:rPr>
-        <w:t>элемент с тегом &lt;</w:t>
+        <w:t xml:space="preserve"> — элемент с тегом &lt;</w:t>
       </w:r>
       <w:r>
         <w:rPr>
@@ -7425,7 +6571,7 @@
         <w:pStyle w:val="31213123"/>
         <w:numPr>
           <w:ilvl w:val="0"/>
-          <w:numId w:val="2"/>
+          <w:numId w:val="1"/>
         </w:numPr>
         <w:bidi w:val="0"/>
         <w:spacing w:lineRule="auto" w:line="360"/>
@@ -7450,15 +6596,39 @@
           <w:szCs w:val="28"/>
           <w:lang w:val="en-US"/>
         </w:rPr>
-        <w:t>1</w:t>
-      </w:r>
-      <w:r>
-        <w:rPr>
-          <w:sz w:val="28"/>
-          <w:szCs w:val="28"/>
-          <w:lang w:val="en-US"/>
-        </w:rPr>
-        <w:t>44</w:t>
+        <w:t>144</w:t>
+      </w:r>
+      <w:r>
+        <w:rPr>
+          <w:sz w:val="28"/>
+          <w:szCs w:val="28"/>
+          <w:lang w:val="ru-RU"/>
+        </w:rPr>
+        <w:t>, колонка 9</w:t>
+      </w:r>
+      <w:r>
+        <w:rPr>
+          <w:sz w:val="28"/>
+          <w:szCs w:val="28"/>
+          <w:lang w:val="en-US"/>
+        </w:rPr>
+        <w:t>8</w:t>
+      </w:r>
+      <w:r>
+        <w:rPr>
+          <w:sz w:val="28"/>
+          <w:szCs w:val="28"/>
+          <w:lang w:val="ru-RU"/>
+        </w:rPr>
+        <w:t xml:space="preserve"> в  строку </w:t>
+      </w:r>
+      <w:r>
+        <w:rPr>
+          <w:sz w:val="28"/>
+          <w:szCs w:val="28"/>
+          <w:lang w:val="en-US"/>
+        </w:rPr>
+        <w:t>144</w:t>
       </w:r>
       <w:r>
         <w:rPr>
@@ -7472,62 +6642,6 @@
         <w:rPr>
           <w:sz w:val="28"/>
           <w:szCs w:val="28"/>
-          <w:lang w:val="ru-RU"/>
-        </w:rPr>
-        <w:t>9</w:t>
-      </w:r>
-      <w:r>
-        <w:rPr>
-          <w:sz w:val="28"/>
-          <w:szCs w:val="28"/>
-          <w:lang w:val="en-US"/>
-        </w:rPr>
-        <w:t>8</w:t>
-      </w:r>
-      <w:r>
-        <w:rPr>
-          <w:sz w:val="28"/>
-          <w:szCs w:val="28"/>
-          <w:lang w:val="ru-RU"/>
-        </w:rPr>
-        <w:t xml:space="preserve"> в  строку </w:t>
-      </w:r>
-      <w:r>
-        <w:rPr>
-          <w:sz w:val="28"/>
-          <w:szCs w:val="28"/>
-          <w:lang w:val="en-US"/>
-        </w:rPr>
-        <w:t>1</w:t>
-      </w:r>
-      <w:r>
-        <w:rPr>
-          <w:sz w:val="28"/>
-          <w:szCs w:val="28"/>
-          <w:lang w:val="en-US"/>
-        </w:rPr>
-        <w:t>4</w:t>
-      </w:r>
-      <w:r>
-        <w:rPr>
-          <w:sz w:val="28"/>
-          <w:szCs w:val="28"/>
-          <w:lang w:val="en-US"/>
-        </w:rPr>
-        <w:t>4</w:t>
-      </w:r>
-      <w:r>
-        <w:rPr>
-          <w:sz w:val="28"/>
-          <w:szCs w:val="28"/>
-          <w:lang w:val="ru-RU"/>
-        </w:rPr>
-        <w:t xml:space="preserve">, колонка </w:t>
-      </w:r>
-      <w:r>
-        <w:rPr>
-          <w:sz w:val="28"/>
-          <w:szCs w:val="28"/>
           <w:lang w:val="en-US"/>
         </w:rPr>
         <w:t>105</w:t>
@@ -7538,15 +6652,7 @@
           <w:szCs w:val="28"/>
           <w:lang w:val="ru-RU"/>
         </w:rPr>
-        <w:t xml:space="preserve"> — </w:t>
-      </w:r>
-      <w:r>
-        <w:rPr>
-          <w:sz w:val="28"/>
-          <w:szCs w:val="28"/>
-          <w:lang w:val="ru-RU"/>
-        </w:rPr>
-        <w:t>элемент с тегом &lt;</w:t>
+        <w:t xml:space="preserve"> — элемент с тегом &lt;</w:t>
       </w:r>
       <w:r>
         <w:rPr>
@@ -7602,7 +6708,7 @@
         <w:pStyle w:val="31213123"/>
         <w:numPr>
           <w:ilvl w:val="0"/>
-          <w:numId w:val="2"/>
+          <w:numId w:val="1"/>
         </w:numPr>
         <w:bidi w:val="0"/>
         <w:spacing w:lineRule="auto" w:line="360"/>
@@ -7627,31 +6733,15 @@
           <w:szCs w:val="28"/>
           <w:lang w:val="en-US"/>
         </w:rPr>
-        <w:t>1</w:t>
-      </w:r>
-      <w:r>
-        <w:rPr>
-          <w:sz w:val="28"/>
-          <w:szCs w:val="28"/>
-          <w:lang w:val="en-US"/>
-        </w:rPr>
-        <w:t>48</w:t>
-      </w:r>
-      <w:r>
-        <w:rPr>
-          <w:sz w:val="28"/>
-          <w:szCs w:val="28"/>
-          <w:lang w:val="ru-RU"/>
-        </w:rPr>
-        <w:t xml:space="preserve">, колонка </w:t>
-      </w:r>
-      <w:r>
-        <w:rPr>
-          <w:sz w:val="28"/>
-          <w:szCs w:val="28"/>
-          <w:lang w:val="ru-RU"/>
-        </w:rPr>
-        <w:t>9</w:t>
+        <w:t>148</w:t>
+      </w:r>
+      <w:r>
+        <w:rPr>
+          <w:sz w:val="28"/>
+          <w:szCs w:val="28"/>
+          <w:lang w:val="ru-RU"/>
+        </w:rPr>
+        <w:t>, колонка 9</w:t>
       </w:r>
       <w:r>
         <w:rPr>
@@ -7675,31 +6765,15 @@
           <w:szCs w:val="28"/>
           <w:lang w:val="en-US"/>
         </w:rPr>
-        <w:t>1</w:t>
-      </w:r>
-      <w:r>
-        <w:rPr>
-          <w:sz w:val="28"/>
-          <w:szCs w:val="28"/>
-          <w:lang w:val="en-US"/>
-        </w:rPr>
-        <w:t>48</w:t>
-      </w:r>
-      <w:r>
-        <w:rPr>
-          <w:sz w:val="28"/>
-          <w:szCs w:val="28"/>
-          <w:lang w:val="ru-RU"/>
-        </w:rPr>
-        <w:t xml:space="preserve">, колонка </w:t>
-      </w:r>
-      <w:r>
-        <w:rPr>
-          <w:sz w:val="28"/>
-          <w:szCs w:val="28"/>
-          <w:lang w:val="ru-RU"/>
-        </w:rPr>
-        <w:t>1</w:t>
+        <w:t>148</w:t>
+      </w:r>
+      <w:r>
+        <w:rPr>
+          <w:sz w:val="28"/>
+          <w:szCs w:val="28"/>
+          <w:lang w:val="ru-RU"/>
+        </w:rPr>
+        <w:t>, колонка 1</w:t>
       </w:r>
       <w:r>
         <w:rPr>
@@ -7715,15 +6789,7 @@
           <w:szCs w:val="28"/>
           <w:lang w:val="ru-RU"/>
         </w:rPr>
-        <w:t xml:space="preserve"> — </w:t>
-      </w:r>
-      <w:r>
-        <w:rPr>
-          <w:sz w:val="28"/>
-          <w:szCs w:val="28"/>
-          <w:lang w:val="ru-RU"/>
-        </w:rPr>
-        <w:t>элемент с тегом &lt;</w:t>
+        <w:t xml:space="preserve"> — элемент с тегом &lt;</w:t>
       </w:r>
       <w:r>
         <w:rPr>
@@ -7793,13 +6859,6 @@
           <w:lang w:val="ru-RU"/>
         </w:rPr>
         <w:tab/>
-      </w:r>
-      <w:r>
-        <w:rPr>
-          <w:sz w:val="28"/>
-          <w:szCs w:val="28"/>
-          <w:lang w:val="ru-RU"/>
-        </w:rPr>
         <w:t>Повторная проверка на ошибки проведена в рисунке 5.</w:t>
       </w:r>
     </w:p>
@@ -7926,8 +6985,8 @@
         <w:bidi w:val="0"/>
         <w:rPr/>
       </w:pPr>
-      <w:bookmarkStart w:id="7" w:name="__RefHeading___Toc2973_1733908464"/>
-      <w:bookmarkEnd w:id="7"/>
+      <w:bookmarkStart w:id="8" w:name="__RefHeading___Toc2973_1733908464"/>
+      <w:bookmarkEnd w:id="8"/>
       <w:r>
         <w:rPr/>
         <w:tab/>
@@ -8070,51 +7129,43 @@
     </w:p>
     <w:p>
       <w:pPr>
-        <w:pStyle w:val="31213123"/>
-        <w:bidi w:val="0"/>
-        <w:spacing w:lineRule="auto" w:line="360"/>
-        <w:jc w:val="center"/>
-        <w:rPr>
-          <w:sz w:val="28"/>
-          <w:szCs w:val="28"/>
-          <w:lang w:val="en-US"/>
-        </w:rPr>
-      </w:pPr>
-      <w:r>
-        <w:rPr>
-          <w:sz w:val="28"/>
-          <w:szCs w:val="28"/>
-          <w:lang w:val="en-US"/>
-        </w:rPr>
-      </w:r>
-    </w:p>
-    <w:p>
-      <w:pPr>
-        <w:pStyle w:val="31213123"/>
-        <w:bidi w:val="0"/>
-        <w:spacing w:lineRule="auto" w:line="360"/>
-        <w:jc w:val="both"/>
-        <w:rPr>
-          <w:sz w:val="28"/>
-          <w:szCs w:val="28"/>
-          <w:lang w:val="en-US"/>
-        </w:rPr>
-      </w:pPr>
-      <w:r>
-        <w:rPr>
-          <w:sz w:val="28"/>
-          <w:szCs w:val="28"/>
-          <w:lang w:val="en-US"/>
-        </w:rPr>
-        <w:tab/>
-      </w:r>
-      <w:r>
-        <w:rPr>
-          <w:sz w:val="28"/>
-          <w:szCs w:val="28"/>
-          <w:lang w:val="ru-RU"/>
-        </w:rPr>
-        <w:t>Были исправлены следующие ошибки и предупреждения:</w:t>
+        <w:pStyle w:val="2222"/>
+        <w:bidi w:val="0"/>
+        <w:rPr/>
+      </w:pPr>
+      <w:bookmarkStart w:id="9" w:name="__RefHeading___Toc2076_1323715649"/>
+      <w:bookmarkEnd w:id="9"/>
+      <w:r>
+        <w:rPr>
+          <w:spacing w:val="60"/>
+          <w:lang w:val="en-US"/>
+        </w:rPr>
+        <w:t xml:space="preserve">1.3.1 </w:t>
+      </w:r>
+      <w:r>
+        <w:rPr>
+          <w:spacing w:val="60"/>
+          <w:lang w:val="ru-RU"/>
+        </w:rPr>
+        <w:t>Предупреждения</w:t>
+      </w:r>
+      <w:r>
+        <w:rPr>
+          <w:spacing w:val="60"/>
+        </w:rPr>
+        <w:t xml:space="preserve"> </w:t>
+      </w:r>
+      <w:r>
+        <w:rPr>
+          <w:spacing w:val="60"/>
+        </w:rPr>
+        <w:t>pokrytie</w:t>
+      </w:r>
+      <w:r>
+        <w:rPr>
+          <w:spacing w:val="60"/>
+        </w:rPr>
+        <w:t>.html</w:t>
       </w:r>
     </w:p>
     <w:p>
@@ -8139,55 +7190,71 @@
           <w:szCs w:val="28"/>
           <w:lang w:val="ru-RU"/>
         </w:rPr>
-        <w:t xml:space="preserve">Строка 44, колонка 109 в строку 44, колонка 116 - </w:t>
-      </w:r>
-      <w:r>
-        <w:rPr>
-          <w:sz w:val="28"/>
-          <w:szCs w:val="28"/>
-          <w:lang w:val="ru-RU"/>
-        </w:rPr>
-        <w:t>элемент с тегом &lt;</w:t>
-      </w:r>
-      <w:r>
-        <w:rPr>
-          <w:sz w:val="28"/>
-          <w:szCs w:val="28"/>
-          <w:lang w:val="en-US"/>
-        </w:rPr>
-        <w:t>input</w:t>
-      </w:r>
-      <w:r>
-        <w:rPr>
-          <w:sz w:val="28"/>
-          <w:szCs w:val="28"/>
-          <w:lang w:val="ru-RU"/>
-        </w:rPr>
-        <w:t>&gt; имел лишний закрывающий тег &lt;/</w:t>
-      </w:r>
-      <w:r>
-        <w:rPr>
-          <w:sz w:val="28"/>
-          <w:szCs w:val="28"/>
-          <w:lang w:val="en-US"/>
-        </w:rPr>
-        <w:t>input</w:t>
-      </w:r>
-      <w:r>
-        <w:rPr>
-          <w:sz w:val="28"/>
-          <w:szCs w:val="28"/>
-          <w:lang w:val="ru-RU"/>
-        </w:rPr>
-        <w:t>&gt;. Ошибка исправлена удалением лишнего тега &lt;/</w:t>
-      </w:r>
-      <w:r>
-        <w:rPr>
-          <w:sz w:val="28"/>
-          <w:szCs w:val="28"/>
-          <w:lang w:val="en-US"/>
-        </w:rPr>
-        <w:t>input</w:t>
+        <w:t>С</w:t>
+      </w:r>
+      <w:r>
+        <w:rPr>
+          <w:sz w:val="28"/>
+          <w:szCs w:val="28"/>
+          <w:lang w:val="ru-RU"/>
+        </w:rPr>
+        <w:t xml:space="preserve">трока  50, колонка 33 в строку 50, колонка 235 —  в в элементе с тегом </w:t>
+      </w:r>
+      <w:r>
+        <w:rPr>
+          <w:sz w:val="28"/>
+          <w:szCs w:val="28"/>
+          <w:lang w:val="en-US"/>
+        </w:rPr>
+        <w:t xml:space="preserve">&lt;inframe&gt; </w:t>
+      </w:r>
+      <w:r>
+        <w:rPr>
+          <w:sz w:val="28"/>
+          <w:szCs w:val="28"/>
+          <w:lang w:val="ru-RU"/>
+        </w:rPr>
+        <w:t>используется устаревший атрибут &lt;</w:t>
+      </w:r>
+      <w:r>
+        <w:rPr>
+          <w:sz w:val="28"/>
+          <w:szCs w:val="28"/>
+          <w:lang w:val="en-US"/>
+        </w:rPr>
+        <w:t>frameborder</w:t>
+      </w:r>
+      <w:r>
+        <w:rPr>
+          <w:sz w:val="28"/>
+          <w:szCs w:val="28"/>
+          <w:lang w:val="ru-RU"/>
+        </w:rPr>
+        <w:t>&gt;. Предупреждение устранено путём удаления устаревшего атрибута &lt;</w:t>
+      </w:r>
+      <w:r>
+        <w:rPr>
+          <w:sz w:val="28"/>
+          <w:szCs w:val="28"/>
+          <w:lang w:val="en-US"/>
+        </w:rPr>
+        <w:t>frameborder</w:t>
+      </w:r>
+      <w:r>
+        <w:rPr>
+          <w:sz w:val="28"/>
+          <w:szCs w:val="28"/>
+          <w:lang w:val="ru-RU"/>
+        </w:rPr>
+        <w:t>&gt; из элемента &lt;</w:t>
+      </w:r>
+      <w:r>
+        <w:rPr>
+          <w:sz w:val="28"/>
+          <w:szCs w:val="28"/>
+          <w:lang w:val="en-US"/>
+        </w:rPr>
+        <w:t>inframe</w:t>
       </w:r>
       <w:r>
         <w:rPr>
@@ -8196,6 +7263,87 @@
           <w:lang w:val="ru-RU"/>
         </w:rPr>
         <w:t>&gt;.</w:t>
+      </w:r>
+    </w:p>
+    <w:p>
+      <w:pPr>
+        <w:pStyle w:val="2222"/>
+        <w:bidi w:val="0"/>
+        <w:rPr/>
+      </w:pPr>
+      <w:bookmarkStart w:id="10" w:name="__RefHeading___Toc2078_1323715649"/>
+      <w:bookmarkEnd w:id="10"/>
+      <w:r>
+        <w:rPr>
+          <w:spacing w:val="60"/>
+        </w:rPr>
+        <w:t>1.</w:t>
+      </w:r>
+      <w:r>
+        <w:rPr>
+          <w:spacing w:val="60"/>
+        </w:rPr>
+        <w:t>3.2</w:t>
+      </w:r>
+      <w:r>
+        <w:rPr>
+          <w:spacing w:val="60"/>
+        </w:rPr>
+        <w:t xml:space="preserve"> </w:t>
+      </w:r>
+      <w:r>
+        <w:rPr>
+          <w:spacing w:val="60"/>
+          <w:lang w:val="ru-RU"/>
+        </w:rPr>
+        <w:t>Ошибки</w:t>
+      </w:r>
+      <w:r>
+        <w:rPr>
+          <w:spacing w:val="60"/>
+        </w:rPr>
+        <w:t xml:space="preserve"> </w:t>
+      </w:r>
+      <w:r>
+        <w:rPr>
+          <w:spacing w:val="60"/>
+        </w:rPr>
+        <w:t>pokrytie</w:t>
+      </w:r>
+      <w:r>
+        <w:rPr>
+          <w:spacing w:val="60"/>
+        </w:rPr>
+        <w:t>.html</w:t>
+      </w:r>
+    </w:p>
+    <w:p>
+      <w:pPr>
+        <w:pStyle w:val="31213123"/>
+        <w:bidi w:val="0"/>
+        <w:spacing w:lineRule="auto" w:line="360"/>
+        <w:jc w:val="both"/>
+        <w:rPr>
+          <w:sz w:val="28"/>
+          <w:szCs w:val="28"/>
+          <w:lang w:val="en-US"/>
+        </w:rPr>
+      </w:pPr>
+      <w:r>
+        <w:rPr>
+          <w:sz w:val="28"/>
+          <w:szCs w:val="28"/>
+          <w:lang w:val="en-US"/>
+        </w:rPr>
+        <w:tab/>
+      </w:r>
+      <w:r>
+        <w:rPr>
+          <w:sz w:val="28"/>
+          <w:szCs w:val="28"/>
+          <w:lang w:val="ru-RU"/>
+        </w:rPr>
+        <w:t>Были исправлены следующие ошибки:</w:t>
       </w:r>
     </w:p>
     <w:p>
@@ -8203,7 +7351,7 @@
         <w:pStyle w:val="31213123"/>
         <w:numPr>
           <w:ilvl w:val="0"/>
-          <w:numId w:val="3"/>
+          <w:numId w:val="2"/>
         </w:numPr>
         <w:bidi w:val="0"/>
         <w:spacing w:lineRule="auto" w:line="360"/>
@@ -8220,127 +7368,55 @@
           <w:szCs w:val="28"/>
           <w:lang w:val="ru-RU"/>
         </w:rPr>
-        <w:t>Строка  50</w:t>
-      </w:r>
-      <w:r>
-        <w:rPr>
-          <w:sz w:val="28"/>
-          <w:szCs w:val="28"/>
-          <w:lang w:val="ru-RU"/>
-        </w:rPr>
-        <w:t xml:space="preserve">, колонка </w:t>
-      </w:r>
-      <w:r>
-        <w:rPr>
-          <w:sz w:val="28"/>
-          <w:szCs w:val="28"/>
-          <w:lang w:val="ru-RU"/>
-        </w:rPr>
-        <w:t>33</w:t>
-      </w:r>
-      <w:r>
-        <w:rPr>
-          <w:sz w:val="28"/>
-          <w:szCs w:val="28"/>
-          <w:lang w:val="ru-RU"/>
-        </w:rPr>
-        <w:t xml:space="preserve"> в строку </w:t>
-      </w:r>
-      <w:r>
-        <w:rPr>
-          <w:sz w:val="28"/>
-          <w:szCs w:val="28"/>
-          <w:lang w:val="ru-RU"/>
-        </w:rPr>
-        <w:t>50</w:t>
-      </w:r>
-      <w:r>
-        <w:rPr>
-          <w:sz w:val="28"/>
-          <w:szCs w:val="28"/>
-          <w:lang w:val="ru-RU"/>
-        </w:rPr>
-        <w:t xml:space="preserve">, колонка </w:t>
-      </w:r>
-      <w:r>
-        <w:rPr>
-          <w:sz w:val="28"/>
-          <w:szCs w:val="28"/>
-          <w:lang w:val="ru-RU"/>
-        </w:rPr>
-        <w:t xml:space="preserve">235 — в элементе с тегом </w:t>
-      </w:r>
-      <w:r>
-        <w:rPr>
-          <w:sz w:val="28"/>
-          <w:szCs w:val="28"/>
-          <w:lang w:val="en-US"/>
-        </w:rPr>
-        <w:t xml:space="preserve">&lt;inframe&gt; </w:t>
-      </w:r>
-      <w:r>
-        <w:rPr>
-          <w:sz w:val="28"/>
-          <w:szCs w:val="28"/>
-          <w:lang w:val="ru-RU"/>
-        </w:rPr>
-        <w:t xml:space="preserve">неверно прописан атрибут </w:t>
-      </w:r>
-      <w:r>
-        <w:rPr>
-          <w:sz w:val="28"/>
-          <w:szCs w:val="28"/>
-          <w:lang w:val="en-US"/>
-        </w:rPr>
-        <w:t xml:space="preserve">src: </w:t>
-      </w:r>
-      <w:r>
-        <w:rPr>
-          <w:sz w:val="28"/>
-          <w:szCs w:val="28"/>
-          <w:lang w:val="ru-RU"/>
-        </w:rPr>
-        <w:t xml:space="preserve">имеется запрещённый символ </w:t>
-      </w:r>
-      <w:r>
-        <w:rPr>
-          <w:sz w:val="28"/>
-          <w:szCs w:val="28"/>
-          <w:lang w:val="en-US"/>
-        </w:rPr>
-        <w:t xml:space="preserve">[. </w:t>
-      </w:r>
-      <w:r>
-        <w:rPr>
-          <w:sz w:val="28"/>
-          <w:szCs w:val="28"/>
-          <w:lang w:val="ru-RU"/>
-        </w:rPr>
-        <w:t>Ошибка исправлена путём замены заглушки на реальный</w:t>
-      </w:r>
-      <w:r>
-        <w:rPr>
-          <w:sz w:val="28"/>
-          <w:szCs w:val="28"/>
-          <w:lang w:val="en-US"/>
-        </w:rPr>
-        <w:t xml:space="preserve"> ID</w:t>
-      </w:r>
-      <w:r>
-        <w:rPr>
-          <w:sz w:val="28"/>
-          <w:szCs w:val="28"/>
-          <w:lang w:val="ru-RU"/>
-        </w:rPr>
-        <w:t xml:space="preserve"> карты в атрибуте </w:t>
-      </w:r>
-      <w:r>
-        <w:rPr>
-          <w:sz w:val="28"/>
-          <w:szCs w:val="28"/>
-          <w:lang w:val="en-US"/>
-        </w:rPr>
-        <w:t>src.</w:t>
+        <w:t>Строка 44, колонка 109 в строку 44, колонка 116 - элемент с тегом &lt;</w:t>
+      </w:r>
+      <w:r>
+        <w:rPr>
+          <w:sz w:val="28"/>
+          <w:szCs w:val="28"/>
+          <w:lang w:val="en-US"/>
+        </w:rPr>
+        <w:t>input</w:t>
+      </w:r>
+      <w:r>
+        <w:rPr>
+          <w:sz w:val="28"/>
+          <w:szCs w:val="28"/>
+          <w:lang w:val="ru-RU"/>
+        </w:rPr>
+        <w:t>&gt; имел лишний закрывающий тег &lt;/</w:t>
+      </w:r>
+      <w:r>
+        <w:rPr>
+          <w:sz w:val="28"/>
+          <w:szCs w:val="28"/>
+          <w:lang w:val="en-US"/>
+        </w:rPr>
+        <w:t>input</w:t>
+      </w:r>
+      <w:r>
+        <w:rPr>
+          <w:sz w:val="28"/>
+          <w:szCs w:val="28"/>
+          <w:lang w:val="ru-RU"/>
+        </w:rPr>
+        <w:t>&gt;. Ошибка исправлена удалением лишнего тега &lt;/</w:t>
+      </w:r>
+      <w:r>
+        <w:rPr>
+          <w:sz w:val="28"/>
+          <w:szCs w:val="28"/>
+          <w:lang w:val="en-US"/>
+        </w:rPr>
+        <w:t>input</w:t>
+      </w:r>
+      <w:r>
+        <w:rPr>
+          <w:sz w:val="28"/>
+          <w:szCs w:val="28"/>
+          <w:lang w:val="ru-RU"/>
+        </w:rPr>
+        <w:t>&gt;.</w:t>
       </w:r>
     </w:p>
     <w:p>
@@ -8348,7 +7424,7 @@
         <w:pStyle w:val="31213123"/>
         <w:numPr>
           <w:ilvl w:val="0"/>
-          <w:numId w:val="3"/>
+          <w:numId w:val="2"/>
         </w:numPr>
         <w:bidi w:val="0"/>
         <w:spacing w:lineRule="auto" w:line="360"/>
@@ -8365,55 +7441,7 @@
           <w:szCs w:val="28"/>
           <w:lang w:val="ru-RU"/>
         </w:rPr>
-        <w:t>Строка  50</w:t>
-      </w:r>
-      <w:r>
-        <w:rPr>
-          <w:sz w:val="28"/>
-          <w:szCs w:val="28"/>
-          <w:lang w:val="ru-RU"/>
-        </w:rPr>
-        <w:t xml:space="preserve">, колонка </w:t>
-      </w:r>
-      <w:r>
-        <w:rPr>
-          <w:sz w:val="28"/>
-          <w:szCs w:val="28"/>
-          <w:lang w:val="ru-RU"/>
-        </w:rPr>
-        <w:t>33</w:t>
-      </w:r>
-      <w:r>
-        <w:rPr>
-          <w:sz w:val="28"/>
-          <w:szCs w:val="28"/>
-          <w:lang w:val="ru-RU"/>
-        </w:rPr>
-        <w:t xml:space="preserve"> в строку </w:t>
-      </w:r>
-      <w:r>
-        <w:rPr>
-          <w:sz w:val="28"/>
-          <w:szCs w:val="28"/>
-          <w:lang w:val="ru-RU"/>
-        </w:rPr>
-        <w:t>50</w:t>
-      </w:r>
-      <w:r>
-        <w:rPr>
-          <w:sz w:val="28"/>
-          <w:szCs w:val="28"/>
-          <w:lang w:val="ru-RU"/>
-        </w:rPr>
-        <w:t xml:space="preserve">, колонка </w:t>
-      </w:r>
-      <w:r>
-        <w:rPr>
-          <w:sz w:val="28"/>
-          <w:szCs w:val="28"/>
-          <w:lang w:val="ru-RU"/>
-        </w:rPr>
-        <w:t xml:space="preserve">235 —  в элементе с тегом </w:t>
+        <w:t xml:space="preserve">Строка  50, колонка 33 в строку 50, колонка 235 — в элементе с тегом </w:t>
       </w:r>
       <w:r>
         <w:rPr>
@@ -8437,31 +7465,55 @@
           <w:szCs w:val="28"/>
           <w:lang w:val="en-US"/>
         </w:rPr>
-        <w:t xml:space="preserve">width – </w:t>
-      </w:r>
-      <w:r>
-        <w:rPr>
-          <w:sz w:val="28"/>
-          <w:szCs w:val="28"/>
-          <w:lang w:val="ru-RU"/>
-        </w:rPr>
-        <w:t xml:space="preserve">он описан в процентах, хотя ожидается число. Ошибка исправлена путём описания атрибута </w:t>
-      </w:r>
-      <w:r>
-        <w:rPr>
-          <w:sz w:val="28"/>
-          <w:szCs w:val="28"/>
-          <w:lang w:val="en-US"/>
-        </w:rPr>
-        <w:t xml:space="preserve">width </w:t>
-      </w:r>
-      <w:r>
-        <w:rPr>
-          <w:sz w:val="28"/>
-          <w:szCs w:val="28"/>
-          <w:lang w:val="ru-RU"/>
-        </w:rPr>
-        <w:t>числами.</w:t>
+        <w:t xml:space="preserve">src: </w:t>
+      </w:r>
+      <w:r>
+        <w:rPr>
+          <w:sz w:val="28"/>
+          <w:szCs w:val="28"/>
+          <w:lang w:val="ru-RU"/>
+        </w:rPr>
+        <w:t xml:space="preserve">имеется запрещённый символ </w:t>
+      </w:r>
+      <w:r>
+        <w:rPr>
+          <w:sz w:val="28"/>
+          <w:szCs w:val="28"/>
+          <w:lang w:val="en-US"/>
+        </w:rPr>
+        <w:t xml:space="preserve">[. </w:t>
+      </w:r>
+      <w:r>
+        <w:rPr>
+          <w:sz w:val="28"/>
+          <w:szCs w:val="28"/>
+          <w:lang w:val="ru-RU"/>
+        </w:rPr>
+        <w:t>Ошибка исправлена путём замены заглушки на реальный</w:t>
+      </w:r>
+      <w:r>
+        <w:rPr>
+          <w:sz w:val="28"/>
+          <w:szCs w:val="28"/>
+          <w:lang w:val="en-US"/>
+        </w:rPr>
+        <w:t xml:space="preserve"> ID</w:t>
+      </w:r>
+      <w:r>
+        <w:rPr>
+          <w:sz w:val="28"/>
+          <w:szCs w:val="28"/>
+          <w:lang w:val="ru-RU"/>
+        </w:rPr>
+        <w:t xml:space="preserve"> карты в атрибуте </w:t>
+      </w:r>
+      <w:r>
+        <w:rPr>
+          <w:sz w:val="28"/>
+          <w:szCs w:val="28"/>
+          <w:lang w:val="en-US"/>
+        </w:rPr>
+        <w:t>src.</w:t>
       </w:r>
     </w:p>
     <w:p>
@@ -8469,7 +7521,7 @@
         <w:pStyle w:val="31213123"/>
         <w:numPr>
           <w:ilvl w:val="0"/>
-          <w:numId w:val="3"/>
+          <w:numId w:val="2"/>
         </w:numPr>
         <w:bidi w:val="0"/>
         <w:spacing w:lineRule="auto" w:line="360"/>
@@ -8486,55 +7538,7 @@
           <w:szCs w:val="28"/>
           <w:lang w:val="ru-RU"/>
         </w:rPr>
-        <w:t>Строка  50</w:t>
-      </w:r>
-      <w:r>
-        <w:rPr>
-          <w:sz w:val="28"/>
-          <w:szCs w:val="28"/>
-          <w:lang w:val="ru-RU"/>
-        </w:rPr>
-        <w:t xml:space="preserve">, колонка </w:t>
-      </w:r>
-      <w:r>
-        <w:rPr>
-          <w:sz w:val="28"/>
-          <w:szCs w:val="28"/>
-          <w:lang w:val="ru-RU"/>
-        </w:rPr>
-        <w:t>33</w:t>
-      </w:r>
-      <w:r>
-        <w:rPr>
-          <w:sz w:val="28"/>
-          <w:szCs w:val="28"/>
-          <w:lang w:val="ru-RU"/>
-        </w:rPr>
-        <w:t xml:space="preserve"> в строку </w:t>
-      </w:r>
-      <w:r>
-        <w:rPr>
-          <w:sz w:val="28"/>
-          <w:szCs w:val="28"/>
-          <w:lang w:val="ru-RU"/>
-        </w:rPr>
-        <w:t>50</w:t>
-      </w:r>
-      <w:r>
-        <w:rPr>
-          <w:sz w:val="28"/>
-          <w:szCs w:val="28"/>
-          <w:lang w:val="ru-RU"/>
-        </w:rPr>
-        <w:t xml:space="preserve">, колонка </w:t>
-      </w:r>
-      <w:r>
-        <w:rPr>
-          <w:sz w:val="28"/>
-          <w:szCs w:val="28"/>
-          <w:lang w:val="ru-RU"/>
-        </w:rPr>
-        <w:t xml:space="preserve">235 —  в элементе с тегом </w:t>
+        <w:t xml:space="preserve">Строка  50, колонка 33 в строку 50, колонка 235 —  в элементе с тегом </w:t>
       </w:r>
       <w:r>
         <w:rPr>
@@ -8550,63 +7554,31 @@
           <w:szCs w:val="28"/>
           <w:lang w:val="ru-RU"/>
         </w:rPr>
-        <w:t>неверно прописан атрибут he</w:t>
-      </w:r>
-      <w:r>
-        <w:rPr>
-          <w:sz w:val="28"/>
-          <w:szCs w:val="28"/>
-          <w:lang w:val="en-US"/>
-        </w:rPr>
-        <w:t>ight</w:t>
-      </w:r>
-      <w:r>
-        <w:rPr>
-          <w:sz w:val="28"/>
-          <w:szCs w:val="28"/>
-          <w:lang w:val="en-US"/>
-        </w:rPr>
-        <w:t xml:space="preserve"> – </w:t>
-      </w:r>
-      <w:r>
-        <w:rPr>
-          <w:sz w:val="28"/>
-          <w:szCs w:val="28"/>
-          <w:lang w:val="ru-RU"/>
-        </w:rPr>
-        <w:t xml:space="preserve">он описан в </w:t>
-      </w:r>
-      <w:r>
-        <w:rPr>
-          <w:sz w:val="28"/>
-          <w:szCs w:val="28"/>
-          <w:lang w:val="en-US"/>
-        </w:rPr>
-        <w:t>px</w:t>
-      </w:r>
-      <w:r>
-        <w:rPr>
-          <w:sz w:val="28"/>
-          <w:szCs w:val="28"/>
-          <w:lang w:val="ru-RU"/>
-        </w:rPr>
-        <w:t>, хотя ожидается число. Ошибка исправлена путём описания атрибута h</w:t>
-      </w:r>
-      <w:r>
-        <w:rPr>
-          <w:sz w:val="28"/>
-          <w:szCs w:val="28"/>
-          <w:lang w:val="en-US"/>
-        </w:rPr>
-        <w:t>eight</w:t>
-      </w:r>
-      <w:r>
-        <w:rPr>
-          <w:sz w:val="28"/>
-          <w:szCs w:val="28"/>
-          <w:lang w:val="en-US"/>
-        </w:rPr>
-        <w:t xml:space="preserve"> </w:t>
+        <w:t xml:space="preserve">неверно прописан атрибут </w:t>
+      </w:r>
+      <w:r>
+        <w:rPr>
+          <w:sz w:val="28"/>
+          <w:szCs w:val="28"/>
+          <w:lang w:val="en-US"/>
+        </w:rPr>
+        <w:t xml:space="preserve">width – </w:t>
+      </w:r>
+      <w:r>
+        <w:rPr>
+          <w:sz w:val="28"/>
+          <w:szCs w:val="28"/>
+          <w:lang w:val="ru-RU"/>
+        </w:rPr>
+        <w:t xml:space="preserve">он описан в процентах, хотя ожидается число. Ошибка исправлена путём описания атрибута </w:t>
+      </w:r>
+      <w:r>
+        <w:rPr>
+          <w:sz w:val="28"/>
+          <w:szCs w:val="28"/>
+          <w:lang w:val="en-US"/>
+        </w:rPr>
+        <w:t xml:space="preserve">width </w:t>
       </w:r>
       <w:r>
         <w:rPr>
@@ -8622,7 +7594,7 @@
         <w:pStyle w:val="31213123"/>
         <w:numPr>
           <w:ilvl w:val="0"/>
-          <w:numId w:val="3"/>
+          <w:numId w:val="2"/>
         </w:numPr>
         <w:bidi w:val="0"/>
         <w:spacing w:lineRule="auto" w:line="360"/>
@@ -8639,55 +7611,7 @@
           <w:szCs w:val="28"/>
           <w:lang w:val="ru-RU"/>
         </w:rPr>
-        <w:t>Предупреждение, строка  50</w:t>
-      </w:r>
-      <w:r>
-        <w:rPr>
-          <w:sz w:val="28"/>
-          <w:szCs w:val="28"/>
-          <w:lang w:val="ru-RU"/>
-        </w:rPr>
-        <w:t xml:space="preserve">, колонка </w:t>
-      </w:r>
-      <w:r>
-        <w:rPr>
-          <w:sz w:val="28"/>
-          <w:szCs w:val="28"/>
-          <w:lang w:val="ru-RU"/>
-        </w:rPr>
-        <w:t>33</w:t>
-      </w:r>
-      <w:r>
-        <w:rPr>
-          <w:sz w:val="28"/>
-          <w:szCs w:val="28"/>
-          <w:lang w:val="ru-RU"/>
-        </w:rPr>
-        <w:t xml:space="preserve"> в строку </w:t>
-      </w:r>
-      <w:r>
-        <w:rPr>
-          <w:sz w:val="28"/>
-          <w:szCs w:val="28"/>
-          <w:lang w:val="ru-RU"/>
-        </w:rPr>
-        <w:t>50</w:t>
-      </w:r>
-      <w:r>
-        <w:rPr>
-          <w:sz w:val="28"/>
-          <w:szCs w:val="28"/>
-          <w:lang w:val="ru-RU"/>
-        </w:rPr>
-        <w:t xml:space="preserve">, колонка </w:t>
-      </w:r>
-      <w:r>
-        <w:rPr>
-          <w:sz w:val="28"/>
-          <w:szCs w:val="28"/>
-          <w:lang w:val="ru-RU"/>
-        </w:rPr>
-        <w:t xml:space="preserve">235 —  в в элементе с тегом </w:t>
+        <w:t xml:space="preserve">Строка  50, колонка 33 в строку 50, колонка 235 —  в элементе с тегом </w:t>
       </w:r>
       <w:r>
         <w:rPr>
@@ -8703,55 +7627,55 @@
           <w:szCs w:val="28"/>
           <w:lang w:val="ru-RU"/>
         </w:rPr>
-        <w:t>используется устаревший атрибут &lt;</w:t>
-      </w:r>
-      <w:r>
-        <w:rPr>
-          <w:sz w:val="28"/>
-          <w:szCs w:val="28"/>
-          <w:lang w:val="en-US"/>
-        </w:rPr>
-        <w:t>frameborder</w:t>
-      </w:r>
-      <w:r>
-        <w:rPr>
-          <w:sz w:val="28"/>
-          <w:szCs w:val="28"/>
-          <w:lang w:val="ru-RU"/>
-        </w:rPr>
-        <w:t>&gt;. Предупреждение устранено путём удаления устаревшего атрибута &lt;</w:t>
-      </w:r>
-      <w:r>
-        <w:rPr>
-          <w:sz w:val="28"/>
-          <w:szCs w:val="28"/>
-          <w:lang w:val="en-US"/>
-        </w:rPr>
-        <w:t>frameborder</w:t>
-      </w:r>
-      <w:r>
-        <w:rPr>
-          <w:sz w:val="28"/>
-          <w:szCs w:val="28"/>
-          <w:lang w:val="ru-RU"/>
-        </w:rPr>
-        <w:t>&gt; из элемента &lt;</w:t>
-      </w:r>
-      <w:r>
-        <w:rPr>
-          <w:sz w:val="28"/>
-          <w:szCs w:val="28"/>
-          <w:lang w:val="en-US"/>
-        </w:rPr>
-        <w:t>inframe</w:t>
-      </w:r>
-      <w:r>
-        <w:rPr>
-          <w:sz w:val="28"/>
-          <w:szCs w:val="28"/>
-          <w:lang w:val="ru-RU"/>
-        </w:rPr>
-        <w:t>&gt;.</w:t>
+        <w:t>неверно прописан атрибут he</w:t>
+      </w:r>
+      <w:r>
+        <w:rPr>
+          <w:sz w:val="28"/>
+          <w:szCs w:val="28"/>
+          <w:lang w:val="en-US"/>
+        </w:rPr>
+        <w:t xml:space="preserve">ight – </w:t>
+      </w:r>
+      <w:r>
+        <w:rPr>
+          <w:sz w:val="28"/>
+          <w:szCs w:val="28"/>
+          <w:lang w:val="ru-RU"/>
+        </w:rPr>
+        <w:t xml:space="preserve">он описан в </w:t>
+      </w:r>
+      <w:r>
+        <w:rPr>
+          <w:sz w:val="28"/>
+          <w:szCs w:val="28"/>
+          <w:lang w:val="en-US"/>
+        </w:rPr>
+        <w:t>px</w:t>
+      </w:r>
+      <w:r>
+        <w:rPr>
+          <w:sz w:val="28"/>
+          <w:szCs w:val="28"/>
+          <w:lang w:val="ru-RU"/>
+        </w:rPr>
+        <w:t>, хотя ожидается число. Ошибка исправлена путём описания атрибута h</w:t>
+      </w:r>
+      <w:r>
+        <w:rPr>
+          <w:sz w:val="28"/>
+          <w:szCs w:val="28"/>
+          <w:lang w:val="en-US"/>
+        </w:rPr>
+        <w:t xml:space="preserve">eight </w:t>
+      </w:r>
+      <w:r>
+        <w:rPr>
+          <w:sz w:val="28"/>
+          <w:szCs w:val="28"/>
+          <w:lang w:val="ru-RU"/>
+        </w:rPr>
+        <w:t>числами.</w:t>
       </w:r>
     </w:p>
     <w:p>
@@ -8759,7 +7683,7 @@
         <w:pStyle w:val="31213123"/>
         <w:numPr>
           <w:ilvl w:val="0"/>
-          <w:numId w:val="3"/>
+          <w:numId w:val="2"/>
         </w:numPr>
         <w:bidi w:val="0"/>
         <w:spacing w:lineRule="auto" w:line="360"/>
@@ -8840,15 +7764,7 @@
           <w:szCs w:val="28"/>
           <w:lang w:val="ru-RU"/>
         </w:rPr>
-        <w:t xml:space="preserve"> - </w:t>
-      </w:r>
-      <w:r>
-        <w:rPr>
-          <w:sz w:val="28"/>
-          <w:szCs w:val="28"/>
-          <w:lang w:val="ru-RU"/>
-        </w:rPr>
-        <w:t>элемент с тегом &lt;</w:t>
+        <w:t xml:space="preserve"> - элемент с тегом &lt;</w:t>
       </w:r>
       <w:r>
         <w:rPr>
@@ -9046,8 +7962,8 @@
         <w:bidi w:val="0"/>
         <w:rPr/>
       </w:pPr>
-      <w:bookmarkStart w:id="8" w:name="__RefHeading___Toc2965_1733908464"/>
-      <w:bookmarkEnd w:id="8"/>
+      <w:bookmarkStart w:id="11" w:name="__RefHeading___Toc2965_1733908464"/>
+      <w:bookmarkEnd w:id="11"/>
       <w:r>
         <w:rPr/>
         <w:tab/>
@@ -9074,8 +7990,8 @@
         <w:bidi w:val="0"/>
         <w:rPr/>
       </w:pPr>
-      <w:bookmarkStart w:id="9" w:name="__RefHeading___Toc2971_1733908464"/>
-      <w:bookmarkEnd w:id="9"/>
+      <w:bookmarkStart w:id="12" w:name="__RefHeading___Toc2971_1733908464"/>
+      <w:bookmarkEnd w:id="12"/>
       <w:r>
         <w:rPr/>
         <w:tab/>
@@ -9244,8 +8160,8 @@
         <w:bidi w:val="0"/>
         <w:rPr/>
       </w:pPr>
-      <w:bookmarkStart w:id="10" w:name="__RefHeading___Toc2969_1733908464"/>
-      <w:bookmarkEnd w:id="10"/>
+      <w:bookmarkStart w:id="13" w:name="__RefHeading___Toc2969_1733908464"/>
+      <w:bookmarkEnd w:id="13"/>
       <w:r>
         <w:rPr/>
         <w:tab/>
@@ -9452,8 +8368,8 @@
         <w:bidi w:val="0"/>
         <w:rPr/>
       </w:pPr>
-      <w:bookmarkStart w:id="11" w:name="__RefHeading___Toc2967_1733908464"/>
-      <w:bookmarkEnd w:id="11"/>
+      <w:bookmarkStart w:id="14" w:name="__RefHeading___Toc2967_1733908464"/>
+      <w:bookmarkEnd w:id="14"/>
       <w:r>
         <w:rPr>
           <w:spacing w:val="60"/>
@@ -9673,6 +8589,7 @@
       <w:pgNumType w:fmt="decimal"/>
       <w:formProt w:val="false"/>
       <w:textDirection w:val="lrTb"/>
+      <w:docGrid w:type="default" w:linePitch="100" w:charSpace="0"/>
     </w:sectPr>
   </w:body>
 </w:document>
@@ -9683,120 +8600,120 @@
   <w:abstractNum w:abstractNumId="1">
     <w:lvl w:ilvl="0">
       <w:start w:val="1"/>
-      <w:numFmt w:val="none"/>
-      <w:suff w:val="nothing"/>
-      <w:lvlText w:val=""/>
+      <w:numFmt w:val="decimal"/>
+      <w:lvlText w:val="%1."/>
       <w:lvlJc w:val="start"/>
       <w:pPr>
         <w:tabs>
-          <w:tab w:val="num" w:pos="0"/>
+          <w:tab w:val="num" w:pos="720"/>
         </w:tabs>
-        <w:ind w:start="0" w:hanging="0"/>
-      </w:pPr>
+        <w:ind w:start="720" w:hanging="360"/>
+      </w:pPr>
+      <w:rPr/>
     </w:lvl>
     <w:lvl w:ilvl="1">
       <w:start w:val="1"/>
-      <w:numFmt w:val="none"/>
-      <w:suff w:val="nothing"/>
-      <w:lvlText w:val=""/>
+      <w:numFmt w:val="decimal"/>
+      <w:lvlText w:val="%2."/>
       <w:lvlJc w:val="start"/>
       <w:pPr>
         <w:tabs>
-          <w:tab w:val="num" w:pos="0"/>
+          <w:tab w:val="num" w:pos="1080"/>
         </w:tabs>
-        <w:ind w:start="0" w:hanging="0"/>
-      </w:pPr>
+        <w:ind w:start="1080" w:hanging="360"/>
+      </w:pPr>
+      <w:rPr/>
     </w:lvl>
     <w:lvl w:ilvl="2">
       <w:start w:val="1"/>
-      <w:numFmt w:val="none"/>
-      <w:suff w:val="nothing"/>
-      <w:lvlText w:val=""/>
+      <w:numFmt w:val="decimal"/>
+      <w:lvlText w:val="%3."/>
       <w:lvlJc w:val="start"/>
       <w:pPr>
         <w:tabs>
-          <w:tab w:val="num" w:pos="0"/>
+          <w:tab w:val="num" w:pos="1440"/>
         </w:tabs>
-        <w:ind w:start="0" w:hanging="0"/>
-      </w:pPr>
+        <w:ind w:start="1440" w:hanging="360"/>
+      </w:pPr>
+      <w:rPr/>
     </w:lvl>
     <w:lvl w:ilvl="3">
       <w:start w:val="1"/>
-      <w:numFmt w:val="none"/>
-      <w:suff w:val="nothing"/>
-      <w:lvlText w:val=""/>
+      <w:numFmt w:val="decimal"/>
+      <w:lvlText w:val="%4."/>
       <w:lvlJc w:val="start"/>
       <w:pPr>
         <w:tabs>
-          <w:tab w:val="num" w:pos="0"/>
+          <w:tab w:val="num" w:pos="1800"/>
         </w:tabs>
-        <w:ind w:start="0" w:hanging="0"/>
-      </w:pPr>
+        <w:ind w:start="1800" w:hanging="360"/>
+      </w:pPr>
+      <w:rPr/>
     </w:lvl>
     <w:lvl w:ilvl="4">
       <w:start w:val="1"/>
-      <w:numFmt w:val="none"/>
-      <w:suff w:val="nothing"/>
-      <w:lvlText w:val=""/>
+      <w:numFmt w:val="decimal"/>
+      <w:lvlText w:val="%5."/>
       <w:lvlJc w:val="start"/>
       <w:pPr>
         <w:tabs>
-          <w:tab w:val="num" w:pos="0"/>
+          <w:tab w:val="num" w:pos="2160"/>
         </w:tabs>
-        <w:ind w:start="0" w:hanging="0"/>
-      </w:pPr>
+        <w:ind w:start="2160" w:hanging="360"/>
+      </w:pPr>
+      <w:rPr/>
     </w:lvl>
     <w:lvl w:ilvl="5">
       <w:start w:val="1"/>
-      <w:numFmt w:val="none"/>
-      <w:suff w:val="nothing"/>
-      <w:lvlText w:val=""/>
+      <w:numFmt w:val="decimal"/>
+      <w:lvlText w:val="%6."/>
       <w:lvlJc w:val="start"/>
       <w:pPr>
         <w:tabs>
-          <w:tab w:val="num" w:pos="0"/>
+          <w:tab w:val="num" w:pos="2520"/>
         </w:tabs>
-        <w:ind w:start="0" w:hanging="0"/>
-      </w:pPr>
+        <w:ind w:start="2520" w:hanging="360"/>
+      </w:pPr>
+      <w:rPr/>
     </w:lvl>
     <w:lvl w:ilvl="6">
       <w:start w:val="1"/>
-      <w:numFmt w:val="none"/>
-      <w:suff w:val="nothing"/>
-      <w:lvlText w:val=""/>
+      <w:numFmt w:val="decimal"/>
+      <w:lvlText w:val="%7."/>
       <w:lvlJc w:val="start"/>
       <w:pPr>
         <w:tabs>
-          <w:tab w:val="num" w:pos="0"/>
+          <w:tab w:val="num" w:pos="2880"/>
         </w:tabs>
-        <w:ind w:start="0" w:hanging="0"/>
-      </w:pPr>
+        <w:ind w:start="2880" w:hanging="360"/>
+      </w:pPr>
+      <w:rPr/>
     </w:lvl>
     <w:lvl w:ilvl="7">
       <w:start w:val="1"/>
-      <w:numFmt w:val="none"/>
-      <w:suff w:val="nothing"/>
-      <w:lvlText w:val=""/>
+      <w:numFmt w:val="decimal"/>
+      <w:lvlText w:val="%8."/>
       <w:lvlJc w:val="start"/>
       <w:pPr>
         <w:tabs>
-          <w:tab w:val="num" w:pos="0"/>
+          <w:tab w:val="num" w:pos="3240"/>
         </w:tabs>
-        <w:ind w:start="0" w:hanging="0"/>
-      </w:pPr>
+        <w:ind w:start="3240" w:hanging="360"/>
+      </w:pPr>
+      <w:rPr/>
     </w:lvl>
     <w:lvl w:ilvl="8">
       <w:start w:val="1"/>
-      <w:numFmt w:val="none"/>
-      <w:suff w:val="nothing"/>
-      <w:lvlText w:val=""/>
+      <w:numFmt w:val="decimal"/>
+      <w:lvlText w:val="%9."/>
       <w:lvlJc w:val="start"/>
       <w:pPr>
         <w:tabs>
-          <w:tab w:val="num" w:pos="0"/>
+          <w:tab w:val="num" w:pos="3600"/>
         </w:tabs>
-        <w:ind w:start="0" w:hanging="0"/>
-      </w:pPr>
+        <w:ind w:start="3600" w:hanging="360"/>
+      </w:pPr>
+      <w:rPr/>
     </w:lvl>
   </w:abstractNum>
   <w:abstractNum w:abstractNumId="2">
@@ -9811,6 +8728,7 @@
         </w:tabs>
         <w:ind w:start="720" w:hanging="360"/>
       </w:pPr>
+      <w:rPr/>
     </w:lvl>
     <w:lvl w:ilvl="1">
       <w:start w:val="1"/>
@@ -9823,6 +8741,7 @@
         </w:tabs>
         <w:ind w:start="1080" w:hanging="360"/>
       </w:pPr>
+      <w:rPr/>
     </w:lvl>
     <w:lvl w:ilvl="2">
       <w:start w:val="1"/>
@@ -9835,6 +8754,7 @@
         </w:tabs>
         <w:ind w:start="1440" w:hanging="360"/>
       </w:pPr>
+      <w:rPr/>
     </w:lvl>
     <w:lvl w:ilvl="3">
       <w:start w:val="1"/>
@@ -9847,6 +8767,7 @@
         </w:tabs>
         <w:ind w:start="1800" w:hanging="360"/>
       </w:pPr>
+      <w:rPr/>
     </w:lvl>
     <w:lvl w:ilvl="4">
       <w:start w:val="1"/>
@@ -9859,6 +8780,7 @@
         </w:tabs>
         <w:ind w:start="2160" w:hanging="360"/>
       </w:pPr>
+      <w:rPr/>
     </w:lvl>
     <w:lvl w:ilvl="5">
       <w:start w:val="1"/>
@@ -9871,6 +8793,7 @@
         </w:tabs>
         <w:ind w:start="2520" w:hanging="360"/>
       </w:pPr>
+      <w:rPr/>
     </w:lvl>
     <w:lvl w:ilvl="6">
       <w:start w:val="1"/>
@@ -9883,6 +8806,7 @@
         </w:tabs>
         <w:ind w:start="2880" w:hanging="360"/>
       </w:pPr>
+      <w:rPr/>
     </w:lvl>
     <w:lvl w:ilvl="7">
       <w:start w:val="1"/>
@@ -9895,6 +8819,7 @@
         </w:tabs>
         <w:ind w:start="3240" w:hanging="360"/>
       </w:pPr>
+      <w:rPr/>
     </w:lvl>
     <w:lvl w:ilvl="8">
       <w:start w:val="1"/>
@@ -9907,6 +8832,7 @@
         </w:tabs>
         <w:ind w:start="3600" w:hanging="360"/>
       </w:pPr>
+      <w:rPr/>
     </w:lvl>
   </w:abstractNum>
   <w:abstractNum w:abstractNumId="3">
@@ -9917,10 +8843,11 @@
       <w:lvlJc w:val="start"/>
       <w:pPr>
         <w:tabs>
-          <w:tab w:val="num" w:pos="720"/>
+          <w:tab w:val="num" w:pos="397"/>
         </w:tabs>
-        <w:ind w:start="720" w:hanging="360"/>
-      </w:pPr>
+        <w:ind w:start="754" w:hanging="397"/>
+      </w:pPr>
+      <w:rPr/>
     </w:lvl>
     <w:lvl w:ilvl="1">
       <w:start w:val="1"/>
@@ -9929,10 +8856,11 @@
       <w:lvlJc w:val="start"/>
       <w:pPr>
         <w:tabs>
-          <w:tab w:val="num" w:pos="1080"/>
+          <w:tab w:val="num" w:pos="794"/>
         </w:tabs>
-        <w:ind w:start="1080" w:hanging="360"/>
-      </w:pPr>
+        <w:ind w:start="1151" w:hanging="397"/>
+      </w:pPr>
+      <w:rPr/>
     </w:lvl>
     <w:lvl w:ilvl="2">
       <w:start w:val="1"/>
@@ -9941,10 +8869,11 @@
       <w:lvlJc w:val="start"/>
       <w:pPr>
         <w:tabs>
-          <w:tab w:val="num" w:pos="1440"/>
+          <w:tab w:val="num" w:pos="1191"/>
         </w:tabs>
-        <w:ind w:start="1440" w:hanging="360"/>
-      </w:pPr>
+        <w:ind w:start="1548" w:hanging="397"/>
+      </w:pPr>
+      <w:rPr/>
     </w:lvl>
     <w:lvl w:ilvl="3">
       <w:start w:val="1"/>
@@ -9953,10 +8882,11 @@
       <w:lvlJc w:val="start"/>
       <w:pPr>
         <w:tabs>
-          <w:tab w:val="num" w:pos="1800"/>
+          <w:tab w:val="num" w:pos="1588"/>
         </w:tabs>
-        <w:ind w:start="1800" w:hanging="360"/>
-      </w:pPr>
+        <w:ind w:start="1945" w:hanging="397"/>
+      </w:pPr>
+      <w:rPr/>
     </w:lvl>
     <w:lvl w:ilvl="4">
       <w:start w:val="1"/>
@@ -9965,10 +8895,11 @@
       <w:lvlJc w:val="start"/>
       <w:pPr>
         <w:tabs>
-          <w:tab w:val="num" w:pos="2160"/>
+          <w:tab w:val="num" w:pos="1985"/>
         </w:tabs>
-        <w:ind w:start="2160" w:hanging="360"/>
-      </w:pPr>
+        <w:ind w:start="2342" w:hanging="397"/>
+      </w:pPr>
+      <w:rPr/>
     </w:lvl>
     <w:lvl w:ilvl="5">
       <w:start w:val="1"/>
@@ -9977,10 +8908,11 @@
       <w:lvlJc w:val="start"/>
       <w:pPr>
         <w:tabs>
-          <w:tab w:val="num" w:pos="2520"/>
+          <w:tab w:val="num" w:pos="2381"/>
         </w:tabs>
-        <w:ind w:start="2520" w:hanging="360"/>
-      </w:pPr>
+        <w:ind w:start="2738" w:hanging="397"/>
+      </w:pPr>
+      <w:rPr/>
     </w:lvl>
     <w:lvl w:ilvl="6">
       <w:start w:val="1"/>
@@ -9989,10 +8921,11 @@
       <w:lvlJc w:val="start"/>
       <w:pPr>
         <w:tabs>
-          <w:tab w:val="num" w:pos="2880"/>
+          <w:tab w:val="num" w:pos="2778"/>
         </w:tabs>
-        <w:ind w:start="2880" w:hanging="360"/>
-      </w:pPr>
+        <w:ind w:start="3135" w:hanging="397"/>
+      </w:pPr>
+      <w:rPr/>
     </w:lvl>
     <w:lvl w:ilvl="7">
       <w:start w:val="1"/>
@@ -10001,10 +8934,11 @@
       <w:lvlJc w:val="start"/>
       <w:pPr>
         <w:tabs>
-          <w:tab w:val="num" w:pos="3240"/>
+          <w:tab w:val="num" w:pos="3175"/>
         </w:tabs>
-        <w:ind w:start="3240" w:hanging="360"/>
-      </w:pPr>
+        <w:ind w:start="3532" w:hanging="397"/>
+      </w:pPr>
+      <w:rPr/>
     </w:lvl>
     <w:lvl w:ilvl="8">
       <w:start w:val="1"/>
@@ -10013,9 +8947,129 @@
       <w:lvlJc w:val="start"/>
       <w:pPr>
         <w:tabs>
-          <w:tab w:val="num" w:pos="3600"/>
+          <w:tab w:val="num" w:pos="3572"/>
         </w:tabs>
-        <w:ind w:start="3600" w:hanging="360"/>
+        <w:ind w:start="3929" w:hanging="397"/>
+      </w:pPr>
+      <w:rPr/>
+    </w:lvl>
+  </w:abstractNum>
+  <w:abstractNum w:abstractNumId="4">
+    <w:lvl w:ilvl="0">
+      <w:start w:val="1"/>
+      <w:numFmt w:val="none"/>
+      <w:suff w:val="nothing"/>
+      <w:lvlText w:val=""/>
+      <w:lvlJc w:val="start"/>
+      <w:pPr>
+        <w:tabs>
+          <w:tab w:val="num" w:pos="0"/>
+        </w:tabs>
+        <w:ind w:start="0" w:hanging="0"/>
+      </w:pPr>
+    </w:lvl>
+    <w:lvl w:ilvl="1">
+      <w:start w:val="1"/>
+      <w:numFmt w:val="none"/>
+      <w:suff w:val="nothing"/>
+      <w:lvlText w:val=""/>
+      <w:lvlJc w:val="start"/>
+      <w:pPr>
+        <w:tabs>
+          <w:tab w:val="num" w:pos="0"/>
+        </w:tabs>
+        <w:ind w:start="0" w:hanging="0"/>
+      </w:pPr>
+    </w:lvl>
+    <w:lvl w:ilvl="2">
+      <w:start w:val="1"/>
+      <w:numFmt w:val="none"/>
+      <w:suff w:val="nothing"/>
+      <w:lvlText w:val=""/>
+      <w:lvlJc w:val="start"/>
+      <w:pPr>
+        <w:tabs>
+          <w:tab w:val="num" w:pos="0"/>
+        </w:tabs>
+        <w:ind w:start="0" w:hanging="0"/>
+      </w:pPr>
+    </w:lvl>
+    <w:lvl w:ilvl="3">
+      <w:start w:val="1"/>
+      <w:numFmt w:val="none"/>
+      <w:suff w:val="nothing"/>
+      <w:lvlText w:val=""/>
+      <w:lvlJc w:val="start"/>
+      <w:pPr>
+        <w:tabs>
+          <w:tab w:val="num" w:pos="0"/>
+        </w:tabs>
+        <w:ind w:start="0" w:hanging="0"/>
+      </w:pPr>
+    </w:lvl>
+    <w:lvl w:ilvl="4">
+      <w:start w:val="1"/>
+      <w:numFmt w:val="none"/>
+      <w:suff w:val="nothing"/>
+      <w:lvlText w:val=""/>
+      <w:lvlJc w:val="start"/>
+      <w:pPr>
+        <w:tabs>
+          <w:tab w:val="num" w:pos="0"/>
+        </w:tabs>
+        <w:ind w:start="0" w:hanging="0"/>
+      </w:pPr>
+    </w:lvl>
+    <w:lvl w:ilvl="5">
+      <w:start w:val="1"/>
+      <w:numFmt w:val="none"/>
+      <w:suff w:val="nothing"/>
+      <w:lvlText w:val=""/>
+      <w:lvlJc w:val="start"/>
+      <w:pPr>
+        <w:tabs>
+          <w:tab w:val="num" w:pos="0"/>
+        </w:tabs>
+        <w:ind w:start="0" w:hanging="0"/>
+      </w:pPr>
+    </w:lvl>
+    <w:lvl w:ilvl="6">
+      <w:start w:val="1"/>
+      <w:numFmt w:val="none"/>
+      <w:suff w:val="nothing"/>
+      <w:lvlText w:val=""/>
+      <w:lvlJc w:val="start"/>
+      <w:pPr>
+        <w:tabs>
+          <w:tab w:val="num" w:pos="0"/>
+        </w:tabs>
+        <w:ind w:start="0" w:hanging="0"/>
+      </w:pPr>
+    </w:lvl>
+    <w:lvl w:ilvl="7">
+      <w:start w:val="1"/>
+      <w:numFmt w:val="none"/>
+      <w:suff w:val="nothing"/>
+      <w:lvlText w:val=""/>
+      <w:lvlJc w:val="start"/>
+      <w:pPr>
+        <w:tabs>
+          <w:tab w:val="num" w:pos="0"/>
+        </w:tabs>
+        <w:ind w:start="0" w:hanging="0"/>
+      </w:pPr>
+    </w:lvl>
+    <w:lvl w:ilvl="8">
+      <w:start w:val="1"/>
+      <w:numFmt w:val="none"/>
+      <w:suff w:val="nothing"/>
+      <w:lvlText w:val=""/>
+      <w:lvlJc w:val="start"/>
+      <w:pPr>
+        <w:tabs>
+          <w:tab w:val="num" w:pos="0"/>
+        </w:tabs>
+        <w:ind w:start="0" w:hanging="0"/>
       </w:pPr>
     </w:lvl>
   </w:abstractNum>
@@ -10027,6 +9081,9 @@
   </w:num>
   <w:num w:numId="3">
     <w:abstractNumId w:val="3"/>
+  </w:num>
+  <w:num w:numId="4">
+    <w:abstractNumId w:val="4"/>
   </w:num>
 </w:numbering>
 </file>
@@ -10045,7 +9102,6 @@
     </w:rPrDefault>
     <w:pPrDefault>
       <w:pPr>
-        <w:widowControl/>
         <w:suppressAutoHyphens w:val="true"/>
       </w:pPr>
     </w:pPrDefault>
@@ -10055,7 +9111,10 @@
     <w:qFormat/>
     <w:pPr>
       <w:widowControl/>
+      <w:suppressAutoHyphens w:val="true"/>
       <w:bidi w:val="0"/>
+      <w:spacing w:before="0" w:after="0"/>
+      <w:jc w:val="start"/>
     </w:pPr>
     <w:rPr>
       <w:rFonts w:ascii="Times New Roman" w:hAnsi="Times New Roman" w:eastAsia="NSimSun" w:cs="Arial"/>
@@ -10073,12 +9132,22 @@
       <w:u w:val="single"/>
     </w:rPr>
   </w:style>
+  <w:style w:type="character" w:styleId="user">
+    <w:name w:val="Ссылка указателя (user)"/>
+    <w:qFormat/>
+    <w:rPr/>
+  </w:style>
   <w:style w:type="character" w:styleId="Style14">
+    <w:name w:val="Символ нумерации"/>
+    <w:qFormat/>
+    <w:rPr/>
+  </w:style>
+  <w:style w:type="character" w:styleId="Style15">
     <w:name w:val="Ссылка указателя"/>
     <w:qFormat/>
     <w:rPr/>
   </w:style>
-  <w:style w:type="paragraph" w:styleId="Style15">
+  <w:style w:type="paragraph" w:styleId="Style16">
     <w:name w:val="Заголовок"/>
     <w:basedOn w:val="Normal"/>
     <w:next w:val="BodyText"/>
@@ -10125,8 +9194,34 @@
       <w:szCs w:val="24"/>
     </w:rPr>
   </w:style>
-  <w:style w:type="paragraph" w:styleId="Style16">
+  <w:style w:type="paragraph" w:styleId="Style17">
     <w:name w:val="Указатель"/>
+    <w:basedOn w:val="Normal"/>
+    <w:qFormat/>
+    <w:pPr>
+      <w:suppressLineNumbers/>
+    </w:pPr>
+    <w:rPr>
+      <w:rFonts w:cs="Arial"/>
+    </w:rPr>
+  </w:style>
+  <w:style w:type="paragraph" w:styleId="user1">
+    <w:name w:val="Заголовок (user)"/>
+    <w:basedOn w:val="Normal"/>
+    <w:next w:val="BodyText"/>
+    <w:qFormat/>
+    <w:pPr>
+      <w:keepNext w:val="true"/>
+      <w:spacing w:before="240" w:after="120"/>
+    </w:pPr>
+    <w:rPr>
+      <w:rFonts w:ascii="Arial" w:hAnsi="Arial" w:eastAsia="Microsoft YaHei" w:cs="Arial"/>
+      <w:sz w:val="28"/>
+      <w:szCs w:val="28"/>
+    </w:rPr>
+  </w:style>
+  <w:style w:type="paragraph" w:styleId="user2">
+    <w:name w:val="Указатель (user)"/>
     <w:basedOn w:val="Normal"/>
     <w:qFormat/>
     <w:pPr>
@@ -10165,6 +9260,7 @@
   <w:style w:type="paragraph" w:styleId="2222">
     <w:name w:val="2222"/>
     <w:basedOn w:val="31213123"/>
+    <w:next w:val="3333"/>
     <w:qFormat/>
     <w:pPr>
       <w:spacing w:lineRule="auto" w:line="360"/>
@@ -10180,7 +9276,7 @@
   </w:style>
   <w:style w:type="paragraph" w:styleId="IndexHeading">
     <w:name w:val="index heading"/>
-    <w:basedOn w:val="Style15"/>
+    <w:basedOn w:val="user1"/>
     <w:pPr>
       <w:suppressLineNumbers/>
       <w:ind w:hanging="0" w:start="0"/>
@@ -10209,27 +9305,58 @@
   </w:style>
   <w:style w:type="paragraph" w:styleId="TOC1">
     <w:name w:val="toc 1"/>
-    <w:basedOn w:val="Style16"/>
+    <w:basedOn w:val="user2"/>
     <w:pPr>
       <w:tabs>
-        <w:tab w:val="clear" w:pos="709"/>
+        <w:tab w:val="clear" w:pos="643"/>
         <w:tab w:val="right" w:pos="9638" w:leader="dot"/>
       </w:tabs>
-      <w:ind w:hanging="0" w:start="0"/>
+      <w:spacing w:lineRule="auto" w:line="360"/>
+      <w:ind w:firstLine="709" w:start="0"/>
+    </w:pPr>
+    <w:rPr>
+      <w:sz w:val="28"/>
+    </w:rPr>
+  </w:style>
+  <w:style w:type="paragraph" w:styleId="TOC2">
+    <w:name w:val="toc 2"/>
+    <w:basedOn w:val="user2"/>
+    <w:pPr>
+      <w:tabs>
+        <w:tab w:val="clear" w:pos="643"/>
+        <w:tab w:val="right" w:pos="9638" w:leader="dot"/>
+      </w:tabs>
+      <w:spacing w:lineRule="auto" w:line="360"/>
+      <w:ind w:firstLine="709" w:start="283"/>
+    </w:pPr>
+    <w:rPr>
+      <w:sz w:val="28"/>
+    </w:rPr>
+  </w:style>
+  <w:style w:type="paragraph" w:styleId="3333">
+    <w:name w:val="3333"/>
+    <w:basedOn w:val="2222"/>
+    <w:qFormat/>
+    <w:pPr>
+      <w:bidi w:val="0"/>
     </w:pPr>
     <w:rPr/>
   </w:style>
-  <w:style w:type="paragraph" w:styleId="TOC2">
-    <w:name w:val="toc 2"/>
-    <w:basedOn w:val="Style16"/>
+  <w:style w:type="paragraph" w:styleId="TOC3">
+    <w:name w:val="toc 3"/>
+    <w:basedOn w:val="Style17"/>
     <w:pPr>
       <w:tabs>
-        <w:tab w:val="clear" w:pos="709"/>
-        <w:tab w:val="right" w:pos="9638" w:leader="dot"/>
+        <w:tab w:val="clear" w:pos="643"/>
+        <w:tab w:val="right" w:pos="9071" w:leader="dot"/>
       </w:tabs>
-      <w:ind w:hanging="0" w:start="283"/>
+      <w:ind w:hanging="0" w:start="567"/>
     </w:pPr>
     <w:rPr/>
+  </w:style>
+  <w:style w:type="numbering" w:styleId="123">
+    <w:name w:val="Нумерованный 123"/>
+    <w:qFormat/>
   </w:style>
 </w:styles>
 </file>
